--- a/Abdulameen_Complete_Thesis_Chapters_1_5.docx
+++ b/Abdulameen_Complete_Thesis_Chapters_1_5.docx
@@ -354,7 +354,14 @@
           <w:rFonts w:ascii="Times New Roman" w:eastAsia="Times New Roman" w:hAnsi="Times New Roman" w:cs="Times New Roman"/>
           <w:color w:val="000000" w:themeColor="text1"/>
         </w:rPr>
-        <w:t>Capital markets play a crucial role in national economic development as they provide the mechanism for listed companies to raise capital and investors to allocate capital to optimal uses (</w:t>
+        <w:t xml:space="preserve">Capital markets play a crucial role in national economic development as they provide the mechanism for listed companies to raise capital and investors to allocate capital to optimal uses </w:t>
+      </w:r>
+      <w:r>
+        <w:rPr>
+          <w:rFonts w:ascii="Times New Roman" w:eastAsia="Times New Roman" w:hAnsi="Times New Roman" w:cs="Times New Roman"/>
+          <w:color w:val="000000" w:themeColor="text1"/>
+        </w:rPr>
+        <w:t>(</w:t>
       </w:r>
       <w:proofErr w:type="spellStart"/>
       <w:r>
@@ -370,23 +377,14 @@
           <w:rFonts w:ascii="Times New Roman" w:eastAsia="Times New Roman" w:hAnsi="Times New Roman" w:cs="Times New Roman"/>
           <w:color w:val="000000" w:themeColor="text1"/>
         </w:rPr>
-        <w:t xml:space="preserve">, 2023; </w:t>
-      </w:r>
-      <w:proofErr w:type="spellStart"/>
-      <w:r>
-        <w:rPr>
-          <w:rFonts w:ascii="Times New Roman" w:eastAsia="Times New Roman" w:hAnsi="Times New Roman" w:cs="Times New Roman"/>
-          <w:color w:val="000000" w:themeColor="text1"/>
-        </w:rPr>
-        <w:t>Evbuomwan</w:t>
-      </w:r>
-      <w:proofErr w:type="spellEnd"/>
-      <w:r>
-        <w:rPr>
-          <w:rFonts w:ascii="Times New Roman" w:eastAsia="Times New Roman" w:hAnsi="Times New Roman" w:cs="Times New Roman"/>
-          <w:color w:val="000000" w:themeColor="text1"/>
-        </w:rPr>
-        <w:t xml:space="preserve">, 2024). The stock market </w:t>
+        <w:t>, 2023</w:t>
+      </w:r>
+      <w:r>
+        <w:rPr>
+          <w:rFonts w:ascii="Times New Roman" w:eastAsia="Times New Roman" w:hAnsi="Times New Roman" w:cs="Times New Roman"/>
+          <w:color w:val="000000" w:themeColor="text1"/>
+        </w:rPr>
+        <w:t xml:space="preserve">). The stock market </w:t>
       </w:r>
       <w:r>
         <w:rPr>
@@ -595,7 +593,23 @@
           <w:rFonts w:ascii="Times New Roman" w:eastAsia="Times New Roman" w:hAnsi="Times New Roman" w:cs="Times New Roman"/>
           <w:color w:val="000000" w:themeColor="text1"/>
         </w:rPr>
-        <w:t xml:space="preserve">crisis period favored diversification through a portfolio of stocks and bonds involving equities, commodities, and government securities. As the correlation among markets </w:t>
+        <w:t xml:space="preserve">crisis period favored diversification through a portfolio of stocks and bonds involving equities, commodities, and government securities. As the correlation among markets increases </w:t>
+      </w:r>
+      <w:proofErr w:type="gramStart"/>
+      <w:r>
+        <w:rPr>
+          <w:rFonts w:ascii="Times New Roman" w:eastAsia="Times New Roman" w:hAnsi="Times New Roman" w:cs="Times New Roman"/>
+          <w:color w:val="000000" w:themeColor="text1"/>
+        </w:rPr>
+        <w:t>over  time</w:t>
+      </w:r>
+      <w:proofErr w:type="gramEnd"/>
+      <w:r>
+        <w:rPr>
+          <w:rFonts w:ascii="Times New Roman" w:eastAsia="Times New Roman" w:hAnsi="Times New Roman" w:cs="Times New Roman"/>
+          <w:color w:val="000000" w:themeColor="text1"/>
+        </w:rPr>
+        <w:t xml:space="preserve">, international portfolio diversification remains if investors continuously </w:t>
       </w:r>
       <w:r>
         <w:rPr>
@@ -603,23 +617,7 @@
           <w:color w:val="000000" w:themeColor="text1"/>
         </w:rPr>
         <w:lastRenderedPageBreak/>
-        <w:t xml:space="preserve">increases </w:t>
-      </w:r>
-      <w:proofErr w:type="gramStart"/>
-      <w:r>
-        <w:rPr>
-          <w:rFonts w:ascii="Times New Roman" w:eastAsia="Times New Roman" w:hAnsi="Times New Roman" w:cs="Times New Roman"/>
-          <w:color w:val="000000" w:themeColor="text1"/>
-        </w:rPr>
-        <w:t>over  time</w:t>
-      </w:r>
-      <w:proofErr w:type="gramEnd"/>
-      <w:r>
-        <w:rPr>
-          <w:rFonts w:ascii="Times New Roman" w:eastAsia="Times New Roman" w:hAnsi="Times New Roman" w:cs="Times New Roman"/>
-          <w:color w:val="000000" w:themeColor="text1"/>
-        </w:rPr>
-        <w:t xml:space="preserve">, international portfolio diversification remains if investors continuously measure correlation among these markets so as to create an optimal market combination (Huang </w:t>
+        <w:t xml:space="preserve">measure correlation among these markets so as to create an optimal market combination (Huang </w:t>
       </w:r>
       <w:r>
         <w:rPr>
@@ -949,7 +947,21 @@
           <w:rFonts w:ascii="Times New Roman" w:eastAsia="Times New Roman" w:hAnsi="Times New Roman" w:cs="Times New Roman"/>
           <w:color w:val="000000" w:themeColor="text1"/>
         </w:rPr>
-        <w:t xml:space="preserve"> &amp; Low, 2024). </w:t>
+        <w:t xml:space="preserve"> &amp; Low, 2024). Optimization models provide a structure for an investor's decision</w:t>
+      </w:r>
+      <w:r>
+        <w:rPr>
+          <w:rFonts w:ascii="Times New Roman" w:eastAsia="Times New Roman" w:hAnsi="Times New Roman" w:cs="Times New Roman"/>
+          <w:color w:val="000000" w:themeColor="text1"/>
+        </w:rPr>
+        <w:t>-</w:t>
+      </w:r>
+      <w:r>
+        <w:rPr>
+          <w:rFonts w:ascii="Times New Roman" w:eastAsia="Times New Roman" w:hAnsi="Times New Roman" w:cs="Times New Roman"/>
+          <w:color w:val="000000" w:themeColor="text1"/>
+        </w:rPr>
+        <w:t xml:space="preserve">making and integrate multiple </w:t>
       </w:r>
       <w:r>
         <w:rPr>
@@ -957,21 +969,7 @@
           <w:color w:val="000000" w:themeColor="text1"/>
         </w:rPr>
         <w:lastRenderedPageBreak/>
-        <w:t>Optimization models provide a structure for an investor's decision</w:t>
-      </w:r>
-      <w:r>
-        <w:rPr>
-          <w:rFonts w:ascii="Times New Roman" w:eastAsia="Times New Roman" w:hAnsi="Times New Roman" w:cs="Times New Roman"/>
-          <w:color w:val="000000" w:themeColor="text1"/>
-        </w:rPr>
-        <w:t>-</w:t>
-      </w:r>
-      <w:r>
-        <w:rPr>
-          <w:rFonts w:ascii="Times New Roman" w:eastAsia="Times New Roman" w:hAnsi="Times New Roman" w:cs="Times New Roman"/>
-          <w:color w:val="000000" w:themeColor="text1"/>
-        </w:rPr>
-        <w:t>making and integrate multiple dimensions of risk, including credit, market and liquidity risk, into a single process of making investment decisions rather than relying on traditional methods of diversification (</w:t>
+        <w:t>dimensions of risk, including credit, market and liquidity risk, into a single process of making investment decisions rather than relying on traditional methods of diversification (</w:t>
       </w:r>
       <w:proofErr w:type="spellStart"/>
       <w:r>
@@ -1169,15 +1167,7 @@
           <w:rFonts w:ascii="Times New Roman" w:eastAsia="Times New Roman" w:hAnsi="Times New Roman" w:cs="Times New Roman"/>
           <w:color w:val="000000" w:themeColor="text1"/>
         </w:rPr>
-        <w:t xml:space="preserve">variance portfolio theory remains foundational in finance research, it has practical limitations. One key challenge arises from errors in estimating the expected return vector and covariance matrix, which can lead to portfolios that differ substantially from the true optimum (Job, 2022). A second limitation is that MVO does not account for tail risk. This is because of variance which measures deviation from mean and this can result in huge losses for </w:t>
-      </w:r>
-      <w:r>
-        <w:rPr>
-          <w:rFonts w:ascii="Times New Roman" w:eastAsia="Times New Roman" w:hAnsi="Times New Roman" w:cs="Times New Roman"/>
-          <w:color w:val="000000" w:themeColor="text1"/>
-        </w:rPr>
-        <w:lastRenderedPageBreak/>
-        <w:t xml:space="preserve">investors during extreme events (Wang </w:t>
+        <w:t xml:space="preserve">variance portfolio theory remains foundational in finance research, it has practical limitations. One key challenge arises from errors in estimating the expected return vector and covariance matrix, which can lead to portfolios that differ substantially from the true optimum (Job, 2022). A second limitation is that MVO does not account for tail risk. This is because of variance which measures deviation from mean and this can result in huge losses for investors during extreme events (Wang </w:t>
       </w:r>
       <w:r>
         <w:rPr>
@@ -1193,7 +1183,15 @@
           <w:rFonts w:ascii="Times New Roman" w:eastAsia="Times New Roman" w:hAnsi="Times New Roman" w:cs="Times New Roman"/>
           <w:color w:val="000000" w:themeColor="text1"/>
         </w:rPr>
-        <w:t xml:space="preserve"> 2024) especially in emerging markets which are marked by high volatility, low liquidity and asymmetric information (</w:t>
+        <w:t xml:space="preserve"> 2024) especially in emerging markets which are </w:t>
+      </w:r>
+      <w:r>
+        <w:rPr>
+          <w:rFonts w:ascii="Times New Roman" w:eastAsia="Times New Roman" w:hAnsi="Times New Roman" w:cs="Times New Roman"/>
+          <w:color w:val="000000" w:themeColor="text1"/>
+        </w:rPr>
+        <w:lastRenderedPageBreak/>
+        <w:t>marked by high volatility, low liquidity and asymmetric information (</w:t>
       </w:r>
       <w:proofErr w:type="spellStart"/>
       <w:r>
@@ -1607,15 +1605,7 @@
           <w:rFonts w:ascii="Times New Roman" w:eastAsia="Times New Roman" w:hAnsi="Times New Roman" w:cs="Times New Roman"/>
           <w:color w:val="000000" w:themeColor="text1"/>
         </w:rPr>
-        <w:t xml:space="preserve"> the need for a risk measure to show severity of extreme losses thereby showing the need for a technique that goes </w:t>
-      </w:r>
-      <w:r>
-        <w:rPr>
-          <w:rFonts w:ascii="Times New Roman" w:eastAsia="Times New Roman" w:hAnsi="Times New Roman" w:cs="Times New Roman"/>
-          <w:color w:val="000000" w:themeColor="text1"/>
-        </w:rPr>
-        <w:lastRenderedPageBreak/>
-        <w:t>beyond the traditional measures thereby aiding investors in the construction of a more robust portfolio (Fan, 2020).</w:t>
+        <w:t xml:space="preserve"> the need for a risk measure to show severity of extreme losses thereby showing the need for a technique that goes beyond the traditional measures thereby aiding investors in the construction of a more robust portfolio (Fan, 2020).</w:t>
       </w:r>
     </w:p>
     <w:p>
@@ -1632,6 +1622,7 @@
           <w:rFonts w:ascii="Times New Roman" w:eastAsia="Times New Roman" w:hAnsi="Times New Roman" w:cs="Times New Roman"/>
           <w:color w:val="000000" w:themeColor="text1"/>
         </w:rPr>
+        <w:lastRenderedPageBreak/>
         <w:t>Consequently, portfolio optimization models based solely on historical data can misrepresent future risk, indicating the need for methods that incorporate predictive approaches (</w:t>
       </w:r>
       <w:proofErr w:type="spellStart"/>
@@ -1875,7 +1866,30 @@
           <w:rFonts w:ascii="Times New Roman" w:eastAsia="Times New Roman" w:hAnsi="Times New Roman" w:cs="Times New Roman"/>
           <w:color w:val="000000" w:themeColor="text1"/>
         </w:rPr>
-        <w:t xml:space="preserve">2025; </w:t>
+        <w:t>2025; Kevin</w:t>
+      </w:r>
+      <w:r>
+        <w:rPr>
+          <w:rFonts w:ascii="Times New Roman" w:eastAsia="Times New Roman" w:hAnsi="Times New Roman" w:cs="Times New Roman"/>
+          <w:color w:val="000000" w:themeColor="text1"/>
+        </w:rPr>
+        <w:t xml:space="preserve"> and </w:t>
+      </w:r>
+      <w:proofErr w:type="spellStart"/>
+      <w:r>
+        <w:rPr>
+          <w:rFonts w:ascii="Times New Roman" w:eastAsia="Times New Roman" w:hAnsi="Times New Roman" w:cs="Times New Roman"/>
+          <w:color w:val="000000" w:themeColor="text1"/>
+        </w:rPr>
+        <w:t>Yugopuspito</w:t>
+      </w:r>
+      <w:proofErr w:type="spellEnd"/>
+      <w:r>
+        <w:rPr>
+          <w:rFonts w:ascii="Times New Roman" w:eastAsia="Times New Roman" w:hAnsi="Times New Roman" w:cs="Times New Roman"/>
+          <w:color w:val="000000" w:themeColor="text1"/>
+        </w:rPr>
+        <w:t xml:space="preserve">, 2025). Hence, forecasting models not only assist in estimating predictable </w:t>
       </w:r>
       <w:r>
         <w:rPr>
@@ -1883,30 +1897,7 @@
           <w:color w:val="000000" w:themeColor="text1"/>
         </w:rPr>
         <w:lastRenderedPageBreak/>
-        <w:t>Kevin</w:t>
-      </w:r>
-      <w:r>
-        <w:rPr>
-          <w:rFonts w:ascii="Times New Roman" w:eastAsia="Times New Roman" w:hAnsi="Times New Roman" w:cs="Times New Roman"/>
-          <w:color w:val="000000" w:themeColor="text1"/>
-        </w:rPr>
-        <w:t xml:space="preserve"> and </w:t>
-      </w:r>
-      <w:proofErr w:type="spellStart"/>
-      <w:r>
-        <w:rPr>
-          <w:rFonts w:ascii="Times New Roman" w:eastAsia="Times New Roman" w:hAnsi="Times New Roman" w:cs="Times New Roman"/>
-          <w:color w:val="000000" w:themeColor="text1"/>
-        </w:rPr>
-        <w:t>Yugopuspito</w:t>
-      </w:r>
-      <w:proofErr w:type="spellEnd"/>
-      <w:r>
-        <w:rPr>
-          <w:rFonts w:ascii="Times New Roman" w:eastAsia="Times New Roman" w:hAnsi="Times New Roman" w:cs="Times New Roman"/>
-          <w:color w:val="000000" w:themeColor="text1"/>
-        </w:rPr>
-        <w:t>, 2025). Hence, forecasting models not only assist in estimating predictable risks and rewards but are also helpful in understanding the importance of risk</w:t>
+        <w:t>risks and rewards but are also helpful in understanding the importance of risk</w:t>
       </w:r>
       <w:r>
         <w:rPr>
@@ -10203,7 +10194,16 @@
           <w:rFonts w:ascii="Times New Roman" w:eastAsia="Times New Roman" w:hAnsi="Times New Roman" w:cs="Times New Roman"/>
           <w:color w:val="000000" w:themeColor="text1"/>
         </w:rPr>
-        <w:t xml:space="preserve">adjusted returns (Yan et al., 2020). According to </w:t>
+        <w:t>adjusted returns</w:t>
+      </w:r>
+      <w:bookmarkStart w:id="0" w:name="_GoBack"/>
+      <w:bookmarkEnd w:id="0"/>
+      <w:r>
+        <w:rPr>
+          <w:rFonts w:ascii="Times New Roman" w:eastAsia="Times New Roman" w:hAnsi="Times New Roman" w:cs="Times New Roman"/>
+          <w:color w:val="000000" w:themeColor="text1"/>
+        </w:rPr>
+        <w:t xml:space="preserve">. According to </w:t>
       </w:r>
       <w:proofErr w:type="spellStart"/>
       <w:r>
@@ -11472,16 +11472,7 @@
           <w:rFonts w:ascii="Times New Roman" w:eastAsia="Times New Roman" w:hAnsi="Times New Roman" w:cs="Times New Roman"/>
           <w:color w:val="000000" w:themeColor="text1"/>
         </w:rPr>
-        <w:t>To address these structural violations, Post-Modern Portfolio Theory (PMPT) offers a theoretical solution by redefining risk not as general symmetrical volatility, but specifically as the probability of financial loss, thereb</w:t>
-      </w:r>
-      <w:bookmarkStart w:id="0" w:name="_GoBack"/>
-      <w:bookmarkEnd w:id="0"/>
-      <w:r>
-        <w:rPr>
-          <w:rFonts w:ascii="Times New Roman" w:eastAsia="Times New Roman" w:hAnsi="Times New Roman" w:cs="Times New Roman"/>
-          <w:color w:val="000000" w:themeColor="text1"/>
-        </w:rPr>
-        <w:t>y distinguishing between desirable upside gains and detrimental downside drops (</w:t>
+        <w:t>To address these structural violations, Post-Modern Portfolio Theory (PMPT) offers a theoretical solution by redefining risk not as general symmetrical volatility, but specifically as the probability of financial loss, thereby distinguishing between desirable upside gains and detrimental downside drops (</w:t>
       </w:r>
       <w:proofErr w:type="spellStart"/>
       <w:r>
@@ -50794,7 +50785,7 @@
           <w:color w:val="000000"/>
           <w:sz w:val="24"/>
         </w:rPr>
-        <w:t>Alim, W., Khan, N. U., Zhang, V. W., Cai, H. H., Mikhaylov, A., &amp; Yuan, Q. (2024). Influence of political stability on the stock market returns and volatility: GARCH and EGARCH approach. Financial Innovation. https://doi.org/10.1186/s40854-024-00658-8</w:t>
+        <w:t>Alfeus, M., Harvey, J., &amp; Maphatsoe, P. (2024). Improving realised volatility forecast for emerging markets. Journal of Economics and Finance. Advance online publication. https://doi.org/10.1007/s12197-024-09701-x</w:t>
       </w:r>
     </w:p>
     <w:p>
@@ -50809,7 +50800,7 @@
           <w:color w:val="000000"/>
           <w:sz w:val="24"/>
         </w:rPr>
-        <w:t>Alotaibi, T. S., Dalla Valle, L., &amp; Craven, M. J. (2022). The worst case GARCH-copula CVaR approach for portfolio optimisation: Evidence from financial markets. Journal of Risk and Financial Management, 15(10), Article 482. https://doi.org/10.3390/jrfm15100482</w:t>
+        <w:t>Alim, W., Khan, N. U., Zhang, V. W., Cai, H. H., Mikhaylov, A., &amp; Yuan, Q. (2024). Influence of political stability on the stock market returns and volatility: GARCH and EGARCH approach. Financial Innovation. https://doi.org/10.1186/s40854-024-00658-8</w:t>
       </w:r>
     </w:p>
     <w:p>
@@ -50824,7 +50815,7 @@
           <w:color w:val="000000"/>
           <w:sz w:val="24"/>
         </w:rPr>
-        <w:t>Arif, U., Sohail, M. T., &amp; Majeed, M. I. (2020). Portfolio optimization with mean-variance &amp; mean-CVaR: Evidence from Pakistan stock market. International Journal of Management Research &amp; Emerging Sciences, 10(2), 215-226.</w:t>
+        <w:t>Alotaibi, T. S., Dalla Valle, L., &amp; Craven, M. J. (2022). The worst case GARCH-copula CVaR approach for portfolio optimisation: Evidence from financial markets. Journal of Risk and Financial Management, 15(10), Article 482. https://doi.org/10.3390/jrfm15100482</w:t>
       </w:r>
     </w:p>
     <w:p>
@@ -50839,7 +50830,7 @@
           <w:color w:val="000000"/>
           <w:sz w:val="24"/>
         </w:rPr>
-        <w:t>Ashrafzadeh, M., Sadrani, M., &amp; Zolfani, S. H. (2025). Clustering-based return prediction model for stock pre-selection in portfolio optimization. Results in Engineering, 27, Article 106263. https://doi.org/10.1016/j.rineng.2025.106263</w:t>
+        <w:t>Arif, U., Sohail, M. T., &amp; Majeed, M. I. (2020). Portfolio optimization with mean-variance &amp; mean-CVaR: Evidence from Pakistan stock market. International Journal of Management Research &amp; Emerging Sciences, 10(2), 215–226.</w:t>
       </w:r>
     </w:p>
     <w:p>
@@ -50854,7 +50845,7 @@
           <w:color w:val="000000"/>
           <w:sz w:val="24"/>
         </w:rPr>
-        <w:t>Bodnar, T., Lindholm, M., Niklasson, V., &amp; Thorsen, E. (2022). Bayesian portfolio selection using VaR and CVaR. Applied Mathematics and Computation, 427, Article 127120.</w:t>
+        <w:t>Ashrafzadeh, M., Sadrani, M., &amp; Zolfani, S. H. (2025). Clustering-based return prediction model for stock pre-selection in portfolio optimization. Results in Engineering, 27, Article 106263. https://doi.org/10.1016/j.rineng.2025.106263</w:t>
       </w:r>
     </w:p>
     <w:p>
@@ -50869,7 +50860,7 @@
           <w:color w:val="000000"/>
           <w:sz w:val="24"/>
         </w:rPr>
-        <w:t>Campbell, J. Y., &amp; Viceira, L. M. (2002). Strategic asset allocation: Portfolio choice for long-term investors. Oxford University Press.</w:t>
+        <w:t>Bali, T. G., Gokcan, S., &amp; Liang, B. (2007). Value at risk and the cross-section of hedge fund returns. Journal of Banking &amp; Finance, 31(4), 1135–1166. https://doi.org/10.1016/j.jbankfin.2006.10.023</w:t>
       </w:r>
     </w:p>
     <w:p>
@@ -50884,7 +50875,7 @@
           <w:color w:val="000000"/>
           <w:sz w:val="24"/>
         </w:rPr>
-        <w:t>Chaweewanchon, A., &amp; Chaysiri, R. (2022). Markowitz mean-variance portfolio optimization with predictive stock selection using machine learning. International Journal of Financial Studies, 10(3), Article 64. https://doi.org/10.3390/ijfs10030064</w:t>
+        <w:t>Bodnar, T., Lindholm, M., Niklasson, V., &amp; Thorsén, E. (2022). Bayesian portfolio selection using VaR and CVaR. Applied Mathematics and Computation, 427, Article 127120.</w:t>
       </w:r>
     </w:p>
     <w:p>
@@ -50899,7 +50890,7 @@
           <w:color w:val="000000"/>
           <w:sz w:val="24"/>
         </w:rPr>
-        <w:t>Diebold, F. X., &amp; Mariano, R. S. (1995). Comparing predictive accuracy. Journal of Business &amp; Economic Statistics, 13(3), 253-263.</w:t>
+        <w:t>Campbell, J. Y., &amp; Viceira, L. M. (2002). Strategic asset allocation: Portfolio choice for long-term investors. Oxford University Press.</w:t>
       </w:r>
     </w:p>
     <w:p>
@@ -50914,7 +50905,7 @@
           <w:color w:val="000000"/>
           <w:sz w:val="24"/>
         </w:rPr>
-        <w:t>Fama, E. F. (1970). Efficient capital markets: A review of theory and empirical work. The Journal of Finance, 25(2), 383-417. https://doi.org/10.1111/j.1540-6261.1970.tb00518.x</w:t>
+        <w:t>Chao, L. (2024). Application of machine learning in stock market return forecasting. International Journal of Scientific Research and Management (IJSRM), 12(7), 6827–6835. https://doi.org/10.18535/ijsrm/v12i07.em11</w:t>
       </w:r>
     </w:p>
     <w:p>
@@ -50929,7 +50920,7 @@
           <w:color w:val="000000"/>
           <w:sz w:val="24"/>
         </w:rPr>
-        <w:t>Fan, Y. (2025). Enhancing investment strategies with LSTM-based stock prediction and mean-variance portfolio optimization. Proceedings of the 3rd International Conference on Financial Technology and Business Analysis. https://doi.org/10.54254/2754-1169/2024.23667</w:t>
+        <w:t>Chaweewanchon, A., &amp; Chaysiri, R. (2022). Markowitz mean-variance portfolio optimization with predictive stock selection using machine learning. International Journal of Financial Studies, 10(3), Article 64. https://doi.org/10.3390/ijfs10030064</w:t>
       </w:r>
     </w:p>
     <w:p>
@@ -50944,7 +50935,7 @@
           <w:color w:val="000000"/>
           <w:sz w:val="24"/>
         </w:rPr>
-        <w:t>Fapetu, O., Ojo, S. M., Balogun, A. A., &amp; Asaolu, A. A. (2021). Capital market performance and macroeconomic dynamics in Nigeria. FUOYE Journal of Finance and Contemporary Issues, 1(1), 29-37.</w:t>
+        <w:t>Chen, R. (2025). Stock price prediction and portfolio optimization based on mean variance model and random forest model. Advances in Economics, Business and Management Research, 333, 358–367.</w:t>
       </w:r>
     </w:p>
     <w:p>
@@ -50959,7 +50950,7 @@
           <w:color w:val="000000"/>
           <w:sz w:val="24"/>
         </w:rPr>
-        <w:t>Fatouros, G., Makridis, G., Kotios, D., Soldatos, J., Filippakis, M., &amp; Kyriazis, D. (2023). DeepVaR: A framework for portfolio risk assessment leveraging probabilistic deep neural networks. Digital Finance, 5(1), 29-56.</w:t>
+        <w:t>Cheng, Y. (2025). Monte Carlo-Based VaR Estimation and Backtesting Under Basel III. Risks, 13(8), Article 146. https://doi.org/10.3390/risks13080146</w:t>
       </w:r>
     </w:p>
     <w:p>
@@ -50974,7 +50965,7 @@
           <w:color w:val="000000"/>
           <w:sz w:val="24"/>
         </w:rPr>
-        <w:t>Fleming, J., Kirby, C., &amp; Ostdiek, B. (2001). The economic value of volatility timing using 'realized' volatility [Working paper]. Rice University, Jones Graduate School.</w:t>
+        <w:t>Chung, V., Espinoza, J., &amp; Quispe, R. (2025). Forecasting Financial Volatility Under Structural Breaks: A Comparative Study of GARCH Models and Deep Learning Techniques. Journal of Risk and Financial Management, 18(9), Article 494. https://doi.org/10.3390/jrfm18090494</w:t>
       </w:r>
     </w:p>
     <w:p>
@@ -50989,7 +50980,7 @@
           <w:color w:val="000000"/>
           <w:sz w:val="24"/>
         </w:rPr>
-        <w:t>Gu, S., Kelly, B., &amp; Xiu, D. (2020). Empirical asset pricing via machine learning. The Review of Financial Studies, 33(5), 2223-2273. https://doi.org/10.1093/rfs/hhz113</w:t>
+        <w:t>Diebold, F. X., &amp; Mariano, R. S. (1995). Comparing predictive accuracy. Journal of Business &amp; Economic Statistics, 13(3), 253–263.</w:t>
       </w:r>
     </w:p>
     <w:p>
@@ -51004,7 +50995,7 @@
           <w:color w:val="000000"/>
           <w:sz w:val="24"/>
         </w:rPr>
-        <w:t>Job, O. D. (2022). An empirical evaluation of alternative asset allocation policies for emerging and frontier market investors in Africa. Journal of Financial Risk Management, 11(3), 481-521. https://doi.org/10.4236/jfrm.2022.113024</w:t>
+        <w:t>Espiga-Fernández, F., García-Sánchez, Á., &amp; Ordieres-Meré, J. (2024). A Systematic Approach to Portfolio Optimization: A Comparative Study of Reinforcement Learning Agents, Market Signals, and Investment Horizons. Algorithms, 17(12), Article 570. https://doi.org/10.3390/a17120570</w:t>
       </w:r>
     </w:p>
     <w:p>
@@ -51019,7 +51010,7 @@
           <w:color w:val="000000"/>
           <w:sz w:val="24"/>
         </w:rPr>
-        <w:t>Jobson, J. D., &amp; Korkie, B. M. (1981). Performance hypothesis testing with the Sharpe and Treynor measures. The Journal of Finance, 36(4), 889-908.</w:t>
+        <w:t>Fama, E. F. (1970). Efficient capital markets: A review of theory and empirical work. The Journal of Finance, 25(2), 383–417. https://doi.org/10.1111/j.1540-6261.1970.tb00518.x</w:t>
       </w:r>
     </w:p>
     <w:p>
@@ -51034,7 +51025,7 @@
           <w:color w:val="000000"/>
           <w:sz w:val="24"/>
         </w:rPr>
-        <w:t>Kevin, J., &amp; Yugopuspito, P. (2025). Hybrid LSTM and PPO networks for dynamic portfolio optimization (LPPM-UPH, No. 404/LPPM-UPH/VII/2025). Universitas Pelita Harapan Working Paper.</w:t>
+        <w:t>Fan, Y. (2025). Enhancing investment strategies with LSTM-based stock prediction and mean-variance portfolio optimization. Proceedings of the 3rd International Conference on Financial Technology and Business Analysis. https://doi.org/10.54254/2754-1169/2024.23667</w:t>
       </w:r>
     </w:p>
     <w:p>
@@ -51049,7 +51040,7 @@
           <w:color w:val="000000"/>
           <w:sz w:val="24"/>
         </w:rPr>
-        <w:t>Leccadito, A., Staino, A., &amp; Toscano, P. (2024). A novel robust method for estimating the covariance matrix of financial returns with applications to risk management. Financial Innovation, 10, Article 116.</w:t>
+        <w:t>Fapetu, O., Ojo, S. M., Balogun, A. A., &amp; Asaolu, A. A. (2021). Capital market performance and macroeconomic dynamics in Nigeria. FUOYE Journal of Finance and Contemporary Issues, 1(1), 29–37.</w:t>
       </w:r>
     </w:p>
     <w:p>
@@ -51064,7 +51055,7 @@
           <w:color w:val="000000"/>
           <w:sz w:val="24"/>
         </w:rPr>
-        <w:t>Ledoit, O., &amp; Wolf, M. (2008). Robust performance hypothesis testing with the Sharpe ratio. Journal of Empirical Finance, 15(5), 850-859.</w:t>
+        <w:t>Fatouros, G., Makridis, G., Kotios, D., Soldatos, J., Filippakis, M., &amp; Kyriazis, D. (2023). DeepVaR: A framework for portfolio risk assessment leveraging probabilistic deep neural networks. Digital Finance, 5(1), 29–56.</w:t>
       </w:r>
     </w:p>
     <w:p>
@@ -51079,7 +51070,7 @@
           <w:color w:val="000000"/>
           <w:sz w:val="24"/>
         </w:rPr>
-        <w:t>Ledoit, O., &amp; Wolf, M. (2011). Robust performance hypothesis testing with the variance. Wilmott Magazine, (55), 86-89.</w:t>
+        <w:t>Ferrari, D., Paterlini, S., Rigamonti, A., &amp; Weissensteiner, A. (2024). Smoothed semicovariance estimation for portfolio selection. Annals of Operations Research. Advance online publication. https://doi.org/10.1007/s10479-024-06043-z</w:t>
       </w:r>
     </w:p>
     <w:p>
@@ -51094,7 +51085,7 @@
           <w:color w:val="000000"/>
           <w:sz w:val="24"/>
         </w:rPr>
-        <w:t>Lorimer, D. A., van Schalkwyk, C. H., &amp; Szczygielski, J. J. (2024). Portfolio optimisation using alternative risk measures. Finance Research Letters, 67, Article 105758. https://doi.org/10.1016/j.frl.2024.105758</w:t>
+        <w:t>Fleming, J., Kirby, C., &amp; Ostdiek, B. (2001). The economic value of volatility timing using 'realized' volatility [Working paper]. Rice University, Jones Graduate School. https://ssrn.com/abstract=276921</w:t>
       </w:r>
     </w:p>
     <w:p>
@@ -51109,7 +51100,7 @@
           <w:color w:val="000000"/>
           <w:sz w:val="24"/>
         </w:rPr>
-        <w:t>Markowitz, H. (1952). Portfolio selection. The Journal of Finance, 7(1), 77-91. https://doi.org/10.1111/j.1540-6261.1952.tb01525.x</w:t>
+        <w:t>Gu, S., Kelly, B., &amp; Xiu, D. (2020). Empirical asset pricing via machine learning. The Review of Financial Studies, 33(5), 2223–2273. https://doi.org/10.1093/rfs/hhz113</w:t>
       </w:r>
     </w:p>
     <w:p>
@@ -51124,7 +51115,7 @@
           <w:color w:val="000000"/>
           <w:sz w:val="24"/>
         </w:rPr>
-        <w:t>Martinez-Barbero, X., Cervello-Royo, R., &amp; Ribal, J. (2024). Portfolio optimization with prediction-based return using Long Short-Term Memory neural networks: Testing on upward and downward European markets. Computational Economics, 65, 1479-1504. https://doi.org/10.1007/s10614-024-10604-6</w:t>
+        <w:t>He, W. (2022). An empirical research based on Markowitz's portfolio theory. World Scientific Research Journal, 8(3), 221–227. https://doi.org/10.6911/WSRJ.202203_8(3).0028</w:t>
       </w:r>
     </w:p>
     <w:p>
@@ -51139,7 +51130,7 @@
           <w:color w:val="000000"/>
           <w:sz w:val="24"/>
         </w:rPr>
-        <w:t>Mba, J. C., Ababio, K. A., &amp; Agyei, S. K. (2022). Markowitz mean-variance portfolio selection and optimization under a behavioral spectacle: New empirical evidence. International Journal of Financial Studies, 10(2), Article 28. https://doi.org/10.3390/ijfs10020028</w:t>
+        <w:t>Hsiao, Y.-Y. (2025). A comprehensive survey of modern portfolio optimization: From traditional risk analysis to advanced analytics and machine learning approaches (Preprint). Johns Hopkins University.</w:t>
       </w:r>
     </w:p>
     <w:p>
@@ -51154,7 +51145,7 @@
           <w:color w:val="000000"/>
           <w:sz w:val="24"/>
         </w:rPr>
-        <w:t>Memmel, C. (2003). Performance hypothesis testing with the Sharpe ratio. Finance Letters, 1(1), 21-23.</w:t>
+        <w:t>Huang, R., Kambouroudis, D., &amp; McMillan, D. G. (2025). Is portfolio diversification still effective: Evidence spanning three crises from the perspective of U.S. investors. Journal of Asset Management, 26(2), 115–135. https://doi.org/10.1057/s41260-025-00398-z</w:t>
       </w:r>
     </w:p>
     <w:p>
@@ -51169,7 +51160,7 @@
           <w:color w:val="000000"/>
           <w:sz w:val="24"/>
         </w:rPr>
-        <w:t>Michaud, R. O. (1989). The Markowitz optimization enigma: Is "optimized" optimal? Financial Analysts Journal, 45(1), 31-42. https://doi.org/10.2469/faj.v45.n1.31</w:t>
+        <w:t>Job, O. D. (2022). An empirical evaluation of alternative asset allocation policies for emerging and frontier market investors in Africa. Journal of Financial Risk Management, 11(3), 481–521. https://doi.org/10.4236/jfrm.2022.113024</w:t>
       </w:r>
     </w:p>
     <w:p>
@@ -51184,7 +51175,7 @@
           <w:color w:val="000000"/>
           <w:sz w:val="24"/>
         </w:rPr>
-        <w:t>Moyoweshumba, E., &amp; Seitshiro, M. (2025). Leveraging Markowitz, Random Forest, and XGBoost for optimal diversification of South African stock portfolios. Data Science in Finance and Economics, 5(2), 205-233. https://doi.org/10.3934/DSFE.2025010</w:t>
+        <w:t>Jobson, J. D., &amp; Korkie, B. M. (1981). Performance hypothesis testing with the Sharpe and Treynor measures. The Journal of Finance, 36(4), 889–908.</w:t>
       </w:r>
     </w:p>
     <w:p>
@@ -51199,7 +51190,7 @@
           <w:color w:val="000000"/>
           <w:sz w:val="24"/>
         </w:rPr>
-        <w:t>Mozumder, S., Hasan, M. S., &amp; Kabir, M. A. (2024). Multilevel and tail risk management. Financial Innovation, 10, Article 100.</w:t>
+        <w:t>Kevin, J., &amp; Yugopuspito, P. (2025). Hybrid LSTM and PPO networks for dynamic portfolio optimization (LPPM-UPH, No. 404/LPPM-UPH/VII/2025). Universitas Pelita Harapan Working Paper.</w:t>
       </w:r>
     </w:p>
     <w:p>
@@ -51214,7 +51205,7 @@
           <w:color w:val="000000"/>
           <w:sz w:val="24"/>
         </w:rPr>
-        <w:t>Naeem, M., Jassim, H. S., &amp; Korsah, D. (2024). The application of machine learning techniques to predict stock market crises in Africa. Journal of Risk and Financial Management, 17(12), Article 554. https://doi.org/10.3390/jrfm17120554</w:t>
+        <w:t>Leccadito, A., Staino, A., &amp; Toscano, P. (2024). A novel robust method for estimating the covariance matrix of financial returns with applications to risk management. Financial Innovation, 10, Article 116.</w:t>
       </w:r>
     </w:p>
     <w:p>
@@ -51229,7 +51220,7 @@
           <w:color w:val="000000"/>
           <w:sz w:val="24"/>
         </w:rPr>
-        <w:t>Rockafellar, R. T., &amp; Uryasev, S. (2000). Optimization of conditional value-at-risk. Journal of Risk, 2(3), 21-41. https://doi.org/10.21314/JOR.2000.038</w:t>
+        <w:t>Ledoit, O., &amp; Wolf, M. (2008). Robust performance hypothesis testing with the Sharpe ratio. Journal of Empirical Finance, 15(5), 850–859.</w:t>
       </w:r>
     </w:p>
     <w:p>
@@ -51244,7 +51235,7 @@
           <w:color w:val="000000"/>
           <w:sz w:val="24"/>
         </w:rPr>
-        <w:t>Rockafellar, R. T., &amp; Uryasev, S. (2002). Conditional value-at-risk for general loss distributions. Journal of Banking &amp; Finance, 26(7), 1443-1471. https://doi.org/10.1016/S0378-4266(02)00271-6</w:t>
+        <w:t>Ledoit, O., &amp; Wolf, M. (2011). Robust performance hypothesis testing with the variance. Wilmott Magazine, (55), 86–89.</w:t>
       </w:r>
     </w:p>
     <w:p>
@@ -51259,7 +51250,7 @@
           <w:color w:val="000000"/>
           <w:sz w:val="24"/>
         </w:rPr>
-        <w:t>Sahiner, M. (2022). Forecasting volatility in Asian financial markets: Evidence from recursive and rolling window methods. SN Business &amp; Economics, 2, Article 157. https://doi.org/10.1007/s43546-022-00329-9</w:t>
+        <w:t>Li, G. (2023). Portfolio optimization and risk analysis in financial markets. Proceedings of the 2nd International Conference on Financial Technology and Business Analysis, 61, 243–247. https://doi.org/10.54254/2754-1169/61/20231273</w:t>
       </w:r>
     </w:p>
     <w:p>
@@ -51274,7 +51265,7 @@
           <w:color w:val="000000"/>
           <w:sz w:val="24"/>
         </w:rPr>
-        <w:t>Salo, A., Doumpos, M., Liesio, J., &amp; Zopounidis, C. (2024). Fifty years of portfolio optimization. European Journal of Operational Research, 318(1), 1-18. https://doi.org/10.1016/j.ejor.2023.12.031</w:t>
+        <w:t>Lorimer, D. A., van Schalkwyk, C. H., &amp; Szczygielski, J. J. (2024). Portfolio optimisation using alternative risk measures. Finance Research Letters, 67, Article 105758. https://doi.org/10.1016/j.frl.2024.105758</w:t>
       </w:r>
     </w:p>
     <w:p>
@@ -51289,7 +51280,7 @@
           <w:color w:val="000000"/>
           <w:sz w:val="24"/>
         </w:rPr>
-        <w:t>Samaniego Alcantar, A. (2023). Semi-variance optimization for the components of the Dow Jones Industrial Average index. Contaduria y Administracion, 68(4), 1-17. http://dx.doi.org/10.22201/fca.24488410e.2023.3409</w:t>
+        <w:t>Lyu, X. (2024). Portfolio Optimization Strategies: New Approaches Based on Machine Learning Forecasting. Highlights in Business, Economics and Management, 40, 1077–1082.</w:t>
       </w:r>
     </w:p>
     <w:p>
@@ -51304,7 +51295,7 @@
           <w:color w:val="000000"/>
           <w:sz w:val="24"/>
         </w:rPr>
-        <w:t>Slusarczyk, D., &amp; Slepaczuk, R. (2025). Algorithmic investment strategies on the Dow Jones Industrial Average. Journal of Big Data, 12, Article 127. https://doi.org/10.1186/s40537-025-01164-z</w:t>
+        <w:t>Mahadevaswamy, G. H., &amp; Shyamala, G. (2022). Markowitz Model Is Right Choice to Investment. International Journal of Novel Research and Development, 7(11), 305–314.</w:t>
       </w:r>
     </w:p>
     <w:p>
@@ -51319,7 +51310,7 @@
           <w:color w:val="000000"/>
           <w:sz w:val="24"/>
         </w:rPr>
-        <w:t>Uzoaga, G. A., Adenomon, M. O., Nweze, N. O., &amp; Maijama, B. (2025). Modelling and predicting stock prices of Nigerian Stock Exchange using some machine learning techniques and time series model. Science World Journal, 20(2), 510-515. https://dx.doi.org/10.4314/swj.v20i2.9</w:t>
+        <w:t>Manogna, R. L., &amp; Kulkarni, N. (2025). Portfolio Optimization Model for Stock Price Prediction Using Machine Learning. Journal of Statistical Theory and Applications, 24(1).</w:t>
       </w:r>
     </w:p>
     <w:p>
@@ -51334,7 +51325,7 @@
           <w:color w:val="000000"/>
           <w:sz w:val="24"/>
         </w:rPr>
-        <w:t>Uzoaga, G. A., Adenomon, M. O., Nweze, N. O., &amp; Maijamaa, B. (2025). Predictive machine learning methods for stock returns among emerging economies in Africa. Science World Journal, 20(3), 941-947. https://dx.doi.org/10.4314/swj.v20i3.3</w:t>
+        <w:t>Markowitz, H. (1952). Portfolio selection. The Journal of Finance, 7(1), 77–91. https://doi.org/10.1111/j.1540-6261.1952.tb01525.x</w:t>
       </w:r>
     </w:p>
     <w:p>
@@ -51349,7 +51340,7 @@
           <w:color w:val="000000"/>
           <w:sz w:val="24"/>
         </w:rPr>
-        <w:t>Yadav, A., Madhavi, R., Bagaria, O., Ambulkar, A., &amp; Sharma, S. (2024). Survey on financial portfolio management's role in investment decision-making strategies. Multidisciplinary Reviews, 6, Article e2023ss101. https://doi.org/10.31893/multirev.2023ss101</w:t>
+        <w:t>Martínez-Barbero, X., Cervelló-Royo, R., &amp; Ribal, J. (2024). Portfolio optimization with prediction-based return using Long Short-Term Memory neural networks: Testing on upward and downward European markets. Computational Economics, 65, 1479–1504. https://doi.org/10.1007/s10614-024-10604-6</w:t>
       </w:r>
     </w:p>
     <w:p>
@@ -51364,7 +51355,472 @@
           <w:color w:val="000000"/>
           <w:sz w:val="24"/>
         </w:rPr>
-        <w:t>Zsurkis, G., Nicolau, J., &amp; Rodrigues, P. M. M. (2024). First passage times in portfolio optimization: A novel nonparametric approach. European Journal of Operational Research, 312(3), 1074-1085. https://doi.org/10.1016/j.ejor.2023.07.044</w:t>
+        <w:t>Mba, J. C., Ababio, K. A., &amp; Agyei, S. K. (2022). Markowitz mean-variance portfolio selection and optimization under a behavioral spectacle: New empirical evidence. International Journal of Financial Studies, 10(2), Article 28. https://doi.org/10.3390/ijfs10020028</w:t>
+      </w:r>
+    </w:p>
+    <w:p>
+      <w:pPr>
+        <w:spacing w:line="480" w:lineRule="auto" w:before="0" w:after="0"/>
+        <w:ind w:left="720" w:hanging="720"/>
+        <w:jc w:val="both"/>
+      </w:pPr>
+      <w:r>
+        <w:rPr>
+          <w:rFonts w:ascii="Times New Roman" w:hAnsi="Times New Roman"/>
+          <w:color w:val="000000"/>
+          <w:sz w:val="24"/>
+        </w:rPr>
+        <w:t>Memmel, C. (2003). Performance hypothesis testing with the Sharpe ratio. Finance Letters, 1(1), 21–23.</w:t>
+      </w:r>
+    </w:p>
+    <w:p>
+      <w:pPr>
+        <w:spacing w:line="480" w:lineRule="auto" w:before="0" w:after="0"/>
+        <w:ind w:left="720" w:hanging="720"/>
+        <w:jc w:val="both"/>
+      </w:pPr>
+      <w:r>
+        <w:rPr>
+          <w:rFonts w:ascii="Times New Roman" w:hAnsi="Times New Roman"/>
+          <w:color w:val="000000"/>
+          <w:sz w:val="24"/>
+        </w:rPr>
+        <w:t>Michaud, R. O. (1989). The Markowitz optimization enigma: Is 'optimized' optimal? Financial Analysts Journal, 45(1), 31–42. https://doi.org/10.2469/faj.v45.n1.31</w:t>
+      </w:r>
+    </w:p>
+    <w:p>
+      <w:pPr>
+        <w:spacing w:line="480" w:lineRule="auto" w:before="0" w:after="0"/>
+        <w:ind w:left="720" w:hanging="720"/>
+        <w:jc w:val="both"/>
+      </w:pPr>
+      <w:r>
+        <w:rPr>
+          <w:rFonts w:ascii="Times New Roman" w:hAnsi="Times New Roman"/>
+          <w:color w:val="000000"/>
+          <w:sz w:val="24"/>
+        </w:rPr>
+        <w:t>Moyoweshumba, E., &amp; Seitshiro, M. (2025). Leveraging Markowitz, Random Forest, and XGBoost for optimal diversification of South African stock portfolios. Data Science in Finance and Economics, 5(2), 205–233. https://doi.org/10.3934/DSFE.2025010</w:t>
+      </w:r>
+    </w:p>
+    <w:p>
+      <w:pPr>
+        <w:spacing w:line="480" w:lineRule="auto" w:before="0" w:after="0"/>
+        <w:ind w:left="720" w:hanging="720"/>
+        <w:jc w:val="both"/>
+      </w:pPr>
+      <w:r>
+        <w:rPr>
+          <w:rFonts w:ascii="Times New Roman" w:hAnsi="Times New Roman"/>
+          <w:color w:val="000000"/>
+          <w:sz w:val="24"/>
+        </w:rPr>
+        <w:t>Mozumder, S., Hasan, M. K., &amp; Kabir, M. H. (2024). An evaluation of the adequacy of Lévy and extreme value tail risk estimates. Financial Innovation, 10(1), Article 100. https://doi.org/10.1186/s40854-024-00614-6</w:t>
+      </w:r>
+    </w:p>
+    <w:p>
+      <w:pPr>
+        <w:spacing w:line="480" w:lineRule="auto" w:before="0" w:after="0"/>
+        <w:ind w:left="720" w:hanging="720"/>
+        <w:jc w:val="both"/>
+      </w:pPr>
+      <w:r>
+        <w:rPr>
+          <w:rFonts w:ascii="Times New Roman" w:hAnsi="Times New Roman"/>
+          <w:color w:val="000000"/>
+          <w:sz w:val="24"/>
+        </w:rPr>
+        <w:t>Naeem, M., Jassim, H. S., &amp; Korsah, D. (2024). The application of machine learning techniques to predict stock market crises in Africa. Journal of Risk and Financial Management, 17(12), Article 554. https://doi.org/10.3390/jrfm17120554</w:t>
+      </w:r>
+    </w:p>
+    <w:p>
+      <w:pPr>
+        <w:spacing w:line="480" w:lineRule="auto" w:before="0" w:after="0"/>
+        <w:ind w:left="720" w:hanging="720"/>
+        <w:jc w:val="both"/>
+      </w:pPr>
+      <w:r>
+        <w:rPr>
+          <w:rFonts w:ascii="Times New Roman" w:hAnsi="Times New Roman"/>
+          <w:color w:val="000000"/>
+          <w:sz w:val="24"/>
+        </w:rPr>
+        <w:t>Nahari, F. (2025). Portfolio optimization in practice: A comparative analysis of the Markowitz and Index models. In M. M. Husin (Ed.), Proceedings of the 2025 International Conference on Financial Risk and Investment Management (ICFRIM 2025), Advances in Economics, Business and Management Research (Vol. 333, pp. 367–375). Atlantis Press.</w:t>
+      </w:r>
+    </w:p>
+    <w:p>
+      <w:pPr>
+        <w:spacing w:line="480" w:lineRule="auto" w:before="0" w:after="0"/>
+        <w:ind w:left="720" w:hanging="720"/>
+        <w:jc w:val="both"/>
+      </w:pPr>
+      <w:r>
+        <w:rPr>
+          <w:rFonts w:ascii="Times New Roman" w:hAnsi="Times New Roman"/>
+          <w:color w:val="000000"/>
+          <w:sz w:val="24"/>
+        </w:rPr>
+        <w:t>Ojo, A. K., &amp; Okafor, I. J. (2024). Forecasting Nigerian Equity Stock Returns Using Long Short-Term Memory Technique. Journal of Advances in Mathematics and Computer Science, 39(7), 45–54. https://doi.org/10.9734/jamcs/2024/v39i71911</w:t>
+      </w:r>
+    </w:p>
+    <w:p>
+      <w:pPr>
+        <w:spacing w:line="480" w:lineRule="auto" w:before="0" w:after="0"/>
+        <w:ind w:left="720" w:hanging="720"/>
+        <w:jc w:val="both"/>
+      </w:pPr>
+      <w:r>
+        <w:rPr>
+          <w:rFonts w:ascii="Times New Roman" w:hAnsi="Times New Roman"/>
+          <w:color w:val="000000"/>
+          <w:sz w:val="24"/>
+        </w:rPr>
+        <w:t>Okafor, C., &amp; Robertson, A. (2022). Maximizing returns: Portfolio optimization in the Nigerian Stock Exchange. International Journal of Advances in Applied Mathematics and Computer Science, 10(2), 1–9.</w:t>
+      </w:r>
+    </w:p>
+    <w:p>
+      <w:pPr>
+        <w:spacing w:line="480" w:lineRule="auto" w:before="0" w:after="0"/>
+        <w:ind w:left="720" w:hanging="720"/>
+        <w:jc w:val="both"/>
+      </w:pPr>
+      <w:r>
+        <w:rPr>
+          <w:rFonts w:ascii="Times New Roman" w:hAnsi="Times New Roman"/>
+          <w:color w:val="000000"/>
+          <w:sz w:val="24"/>
+        </w:rPr>
+        <w:t>Quimbayo, C. Z., &amp; León, B. (2025). Downside Risk Measures and ESG Factors in Optimal Portfolio Construction: Evidence from European Equity Markets. Economics - Innovative and Economics Research Journal, 13(2), 5–17. https://doi.org/10.2478/eoik-2025-0082</w:t>
+      </w:r>
+    </w:p>
+    <w:p>
+      <w:pPr>
+        <w:spacing w:line="480" w:lineRule="auto" w:before="0" w:after="0"/>
+        <w:ind w:left="720" w:hanging="720"/>
+        <w:jc w:val="both"/>
+      </w:pPr>
+      <w:r>
+        <w:rPr>
+          <w:rFonts w:ascii="Times New Roman" w:hAnsi="Times New Roman"/>
+          <w:color w:val="000000"/>
+          <w:sz w:val="24"/>
+        </w:rPr>
+        <w:t>Rigamonti, A., &amp; Lučivjanská, K. (2021). Mean-semivariance portfolio optimization using minimum average partial. SSRN Electronic Journal, Article 3542727. https://doi.org/10.2139/ssrn.3542727</w:t>
+      </w:r>
+    </w:p>
+    <w:p>
+      <w:pPr>
+        <w:spacing w:line="480" w:lineRule="auto" w:before="0" w:after="0"/>
+        <w:ind w:left="720" w:hanging="720"/>
+        <w:jc w:val="both"/>
+      </w:pPr>
+      <w:r>
+        <w:rPr>
+          <w:rFonts w:ascii="Times New Roman" w:hAnsi="Times New Roman"/>
+          <w:color w:val="000000"/>
+          <w:sz w:val="24"/>
+        </w:rPr>
+        <w:t>Rockafellar, R. T., &amp; Uryasev, S. (2000). Optimization of conditional value-at-risk. Journal of Risk, 2(3), 21–41. https://doi.org/10.21314/JOR.2000.038</w:t>
+      </w:r>
+    </w:p>
+    <w:p>
+      <w:pPr>
+        <w:spacing w:line="480" w:lineRule="auto" w:before="0" w:after="0"/>
+        <w:ind w:left="720" w:hanging="720"/>
+        <w:jc w:val="both"/>
+      </w:pPr>
+      <w:r>
+        <w:rPr>
+          <w:rFonts w:ascii="Times New Roman" w:hAnsi="Times New Roman"/>
+          <w:color w:val="000000"/>
+          <w:sz w:val="24"/>
+        </w:rPr>
+        <w:t>Rockafellar, R. T., &amp; Uryasev, S. (2002). Conditional value-at-risk for general loss distributions. Journal of Banking &amp; Finance, 26(7), 1443–1471. https://doi.org/10.1016/S0378-4266(02)00271-6</w:t>
+      </w:r>
+    </w:p>
+    <w:p>
+      <w:pPr>
+        <w:spacing w:line="480" w:lineRule="auto" w:before="0" w:after="0"/>
+        <w:ind w:left="720" w:hanging="720"/>
+        <w:jc w:val="both"/>
+      </w:pPr>
+      <w:r>
+        <w:rPr>
+          <w:rFonts w:ascii="Times New Roman" w:hAnsi="Times New Roman"/>
+          <w:color w:val="000000"/>
+          <w:sz w:val="24"/>
+        </w:rPr>
+        <w:t>Sahiner, M. (2022). Forecasting volatility in Asian financial markets: Evidence from recursive and rolling window methods. SN Business &amp; Economics, 2, Article 157. https://doi.org/10.1007/s43546-022-00329-9</w:t>
+      </w:r>
+    </w:p>
+    <w:p>
+      <w:pPr>
+        <w:spacing w:line="480" w:lineRule="auto" w:before="0" w:after="0"/>
+        <w:ind w:left="720" w:hanging="720"/>
+        <w:jc w:val="both"/>
+      </w:pPr>
+      <w:r>
+        <w:rPr>
+          <w:rFonts w:ascii="Times New Roman" w:hAnsi="Times New Roman"/>
+          <w:color w:val="000000"/>
+          <w:sz w:val="24"/>
+        </w:rPr>
+        <w:t>Salo, A., Doumpos, M., Liesiö, J., &amp; Zopounidis, C. (2024). Fifty years of portfolio optimization. European Journal of Operational Research, 318(1), 1–18. https://doi.org/10.1016/j.ejor.2023.12.031</w:t>
+      </w:r>
+    </w:p>
+    <w:p>
+      <w:pPr>
+        <w:spacing w:line="480" w:lineRule="auto" w:before="0" w:after="0"/>
+        <w:ind w:left="720" w:hanging="720"/>
+        <w:jc w:val="both"/>
+      </w:pPr>
+      <w:r>
+        <w:rPr>
+          <w:rFonts w:ascii="Times New Roman" w:hAnsi="Times New Roman"/>
+          <w:color w:val="000000"/>
+          <w:sz w:val="24"/>
+        </w:rPr>
+        <w:t>Samaniego Alcántar, A. (2023). Semi-variance optimization for the components of the Dow Jones Industrial Average index. Contaduría y Administración, 68(4), 1–17. http://dx.doi.org/10.22201/fca.24488410e.2023.3409</w:t>
+      </w:r>
+    </w:p>
+    <w:p>
+      <w:pPr>
+        <w:spacing w:line="480" w:lineRule="auto" w:before="0" w:after="0"/>
+        <w:ind w:left="720" w:hanging="720"/>
+        <w:jc w:val="both"/>
+      </w:pPr>
+      <w:r>
+        <w:rPr>
+          <w:rFonts w:ascii="Times New Roman" w:hAnsi="Times New Roman"/>
+          <w:color w:val="000000"/>
+          <w:sz w:val="24"/>
+        </w:rPr>
+        <w:t>San, J. (2025). Stock Forecasting and Portfolio Optimization Based on ARIMA-GARCH, Random Forest and Monte Carlo Models. Advances in Economics, Business and Management Research, 333, 580–588.</w:t>
+      </w:r>
+    </w:p>
+    <w:p>
+      <w:pPr>
+        <w:spacing w:line="480" w:lineRule="auto" w:before="0" w:after="0"/>
+        <w:ind w:left="720" w:hanging="720"/>
+        <w:jc w:val="both"/>
+      </w:pPr>
+      <w:r>
+        <w:rPr>
+          <w:rFonts w:ascii="Times New Roman" w:hAnsi="Times New Roman"/>
+          <w:color w:val="000000"/>
+          <w:sz w:val="24"/>
+        </w:rPr>
+        <w:t>Senescall, M., &amp; Low, R. K. Y. (2024). Quantitative Portfolio Management: Review and Outlook. Mathematics, 12(18), Article 2897. https://doi.org/10.3390/math12182897</w:t>
+      </w:r>
+    </w:p>
+    <w:p>
+      <w:pPr>
+        <w:spacing w:line="480" w:lineRule="auto" w:before="0" w:after="0"/>
+        <w:ind w:left="720" w:hanging="720"/>
+        <w:jc w:val="both"/>
+      </w:pPr>
+      <w:r>
+        <w:rPr>
+          <w:rFonts w:ascii="Times New Roman" w:hAnsi="Times New Roman"/>
+          <w:color w:val="000000"/>
+          <w:sz w:val="24"/>
+        </w:rPr>
+        <w:t>Sulaiman, L. A., Adejayan, A. O., &amp; Ilori, O. O. (2023). Capital Market Development and Economic Growth of West African Countries. Nigerian Journal of Banking and Financial Issues, 9(1), 117–125.</w:t>
+      </w:r>
+    </w:p>
+    <w:p>
+      <w:pPr>
+        <w:spacing w:line="480" w:lineRule="auto" w:before="0" w:after="0"/>
+        <w:ind w:left="720" w:hanging="720"/>
+        <w:jc w:val="both"/>
+      </w:pPr>
+      <w:r>
+        <w:rPr>
+          <w:rFonts w:ascii="Times New Roman" w:hAnsi="Times New Roman"/>
+          <w:color w:val="000000"/>
+          <w:sz w:val="24"/>
+        </w:rPr>
+        <w:t>Ślusarczyk, D., &amp; Ślepaczuk, R. (2025). Algorithmic investment strategies on the Dow Jones Industrial Average. Journal of Big Data, 12, Article 127. https://doi.org/10.1186/s40537-025-01164-z</w:t>
+      </w:r>
+    </w:p>
+    <w:p>
+      <w:pPr>
+        <w:spacing w:line="480" w:lineRule="auto" w:before="0" w:after="0"/>
+        <w:ind w:left="720" w:hanging="720"/>
+        <w:jc w:val="both"/>
+      </w:pPr>
+      <w:r>
+        <w:rPr>
+          <w:rFonts w:ascii="Times New Roman" w:hAnsi="Times New Roman"/>
+          <w:color w:val="000000"/>
+          <w:sz w:val="24"/>
+        </w:rPr>
+        <w:t>Tjiwidjaja, H. (2025). Optimization of Investment Portfolio Returns Through an Integrated Risk Management Approach. STIE Ganesha Research Papers, 853–863.</w:t>
+      </w:r>
+    </w:p>
+    <w:p>
+      <w:pPr>
+        <w:spacing w:line="480" w:lineRule="auto" w:before="0" w:after="0"/>
+        <w:ind w:left="720" w:hanging="720"/>
+        <w:jc w:val="both"/>
+      </w:pPr>
+      <w:r>
+        <w:rPr>
+          <w:rFonts w:ascii="Times New Roman" w:hAnsi="Times New Roman"/>
+          <w:color w:val="000000"/>
+          <w:sz w:val="24"/>
+        </w:rPr>
+        <w:t>Uzoaga, G. A., Adenomon, M. O., Nweze, N. O., &amp; Maijama, B. (2025). Modelling and predicting stock prices of Nigerian Stock Exchange using some machine learning techniques and time series model. Science World Journal, 20(2), 510–515. https://dx.doi.org/10.4314/swj.v20i2.9</w:t>
+      </w:r>
+    </w:p>
+    <w:p>
+      <w:pPr>
+        <w:spacing w:line="480" w:lineRule="auto" w:before="0" w:after="0"/>
+        <w:ind w:left="720" w:hanging="720"/>
+        <w:jc w:val="both"/>
+      </w:pPr>
+      <w:r>
+        <w:rPr>
+          <w:rFonts w:ascii="Times New Roman" w:hAnsi="Times New Roman"/>
+          <w:color w:val="000000"/>
+          <w:sz w:val="24"/>
+        </w:rPr>
+        <w:t>Uzoaga, G. A., Adenomon, M. O., Nweze, N. O., &amp; Maijamaa, B. (2025). Predictive machine learning methods for stock returns among emerging economies in Africa. Science World Journal, 20(3), 941–947. https://dx.doi.org/10.4314/swj.v20i3.3</w:t>
+      </w:r>
+    </w:p>
+    <w:p>
+      <w:pPr>
+        <w:spacing w:line="480" w:lineRule="auto" w:before="0" w:after="0"/>
+        <w:ind w:left="720" w:hanging="720"/>
+        <w:jc w:val="both"/>
+      </w:pPr>
+      <w:r>
+        <w:rPr>
+          <w:rFonts w:ascii="Times New Roman" w:hAnsi="Times New Roman"/>
+          <w:color w:val="000000"/>
+          <w:sz w:val="24"/>
+        </w:rPr>
+        <w:t>Wahid, A. J., Riaman, &amp; Sukono. (2025). A Systematic Literature Review on Mean-CVaR Based Financial Asset Portfolio Weight Allocation Using K-Means Clustering. Journal of Applied Mathematics and Computing, 10(2), 1069–1091.</w:t>
+      </w:r>
+    </w:p>
+    <w:p>
+      <w:pPr>
+        <w:spacing w:line="480" w:lineRule="auto" w:before="0" w:after="0"/>
+        <w:ind w:left="720" w:hanging="720"/>
+        <w:jc w:val="both"/>
+      </w:pPr>
+      <w:r>
+        <w:rPr>
+          <w:rFonts w:ascii="Times New Roman" w:hAnsi="Times New Roman"/>
+          <w:color w:val="000000"/>
+          <w:sz w:val="24"/>
+        </w:rPr>
+        <w:t>Wang, T., Pan, Q., Wu, W., Gao, J., &amp; Zhou, K. (2024). Dynamic Mean–Variance Portfolio Optimization with Value-at-Risk Constraint in Continuous Time. Mathematics, 12(14), Article 2268. https://doi.org/10.3390/math12142268</w:t>
+      </w:r>
+    </w:p>
+    <w:p>
+      <w:pPr>
+        <w:spacing w:line="480" w:lineRule="auto" w:before="0" w:after="0"/>
+        <w:ind w:left="720" w:hanging="720"/>
+        <w:jc w:val="both"/>
+      </w:pPr>
+      <w:r>
+        <w:rPr>
+          <w:rFonts w:ascii="Times New Roman" w:hAnsi="Times New Roman"/>
+          <w:color w:val="000000"/>
+          <w:sz w:val="24"/>
+        </w:rPr>
+        <w:t>Yadav, A., Madhavi, R., Bagaria, O., Ambulkar, A., &amp; Sharma, S. (2024). Survey on financial portfolio management's role in investment decision-making strategies. Multidisciplinary Reviews, 6, Article e2023ss101. https://doi.org/10.31893/multirev.2023ss101</w:t>
+      </w:r>
+    </w:p>
+    <w:p>
+      <w:pPr>
+        <w:spacing w:line="480" w:lineRule="auto" w:before="0" w:after="0"/>
+        <w:ind w:left="720" w:hanging="720"/>
+        <w:jc w:val="both"/>
+      </w:pPr>
+      <w:r>
+        <w:rPr>
+          <w:rFonts w:ascii="Times New Roman" w:hAnsi="Times New Roman"/>
+          <w:color w:val="000000"/>
+          <w:sz w:val="24"/>
+        </w:rPr>
+        <w:t>Yu, S. (2024). Advancing Stock Market Return Forecasting with LSTM Models and Financial Indicators. Proceedings of the International Conference on Economic Management and Green Development, Article 122. https://doi.org/10.54254/2754-1169/122/2024.17734</w:t>
+      </w:r>
+    </w:p>
+    <w:p>
+      <w:pPr>
+        <w:spacing w:line="480" w:lineRule="auto" w:before="0" w:after="0"/>
+        <w:ind w:left="720" w:hanging="720"/>
+        <w:jc w:val="both"/>
+      </w:pPr>
+      <w:r>
+        <w:rPr>
+          <w:rFonts w:ascii="Times New Roman" w:hAnsi="Times New Roman"/>
+          <w:color w:val="000000"/>
+          <w:sz w:val="24"/>
+        </w:rPr>
+        <w:t>Zaimovic, A., Arnaut-Berilo, A., &amp; Bešlija, R. (2024). International Portfolio Diversification Benefits: An Empirical Investigation of the 28 European Stock Markets. School of Economics and Business Sarajevo Working Papers, Article 46.</w:t>
+      </w:r>
+    </w:p>
+    <w:p>
+      <w:pPr>
+        <w:spacing w:line="480" w:lineRule="auto" w:before="0" w:after="0"/>
+        <w:ind w:left="720" w:hanging="720"/>
+        <w:jc w:val="both"/>
+      </w:pPr>
+      <w:r>
+        <w:rPr>
+          <w:rFonts w:ascii="Times New Roman" w:hAnsi="Times New Roman"/>
+          <w:color w:val="000000"/>
+          <w:sz w:val="24"/>
+        </w:rPr>
+        <w:t>Zhang, G. (2025). Using Machine Learning for Stock Return Prediction. Proceedings of ICEMGD 2025 Symposium, Article LH23915. https://doi.org/10.54254/2754-1169/2025.LH23915</w:t>
+      </w:r>
+    </w:p>
+    <w:p>
+      <w:pPr>
+        <w:spacing w:line="480" w:lineRule="auto" w:before="0" w:after="0"/>
+        <w:ind w:left="720" w:hanging="720"/>
+        <w:jc w:val="both"/>
+      </w:pPr>
+      <w:r>
+        <w:rPr>
+          <w:rFonts w:ascii="Times New Roman" w:hAnsi="Times New Roman"/>
+          <w:color w:val="000000"/>
+          <w:sz w:val="24"/>
+        </w:rPr>
+        <w:t>Zhang, P., Yang, Y., Li, J., &amp; Zeng, Y. (2023). A Two-stage Mean-CVaR Investment Strategy Based on LSTM. Journal of South China Normal University (Natural Science Edition), 55(5), 93–102.</w:t>
+      </w:r>
+    </w:p>
+    <w:p>
+      <w:pPr>
+        <w:spacing w:line="480" w:lineRule="auto" w:before="0" w:after="0"/>
+        <w:ind w:left="720" w:hanging="720"/>
+        <w:jc w:val="both"/>
+      </w:pPr>
+      <w:r>
+        <w:rPr>
+          <w:rFonts w:ascii="Times New Roman" w:hAnsi="Times New Roman"/>
+          <w:color w:val="000000"/>
+          <w:sz w:val="24"/>
+        </w:rPr>
+        <w:t>Zhang, Y. (2024). Integrating Forecasting and Mean-Variance Portfolio Optimization: A Machine Learning Approach. Proceedings of the 3rd International Conference on Financial Technology and Business Analysis, Article 2002.</w:t>
+      </w:r>
+    </w:p>
+    <w:p>
+      <w:pPr>
+        <w:spacing w:line="480" w:lineRule="auto" w:before="0" w:after="0"/>
+        <w:ind w:left="720" w:hanging="720"/>
+        <w:jc w:val="both"/>
+      </w:pPr>
+      <w:r>
+        <w:rPr>
+          <w:rFonts w:ascii="Times New Roman" w:hAnsi="Times New Roman"/>
+          <w:color w:val="000000"/>
+          <w:sz w:val="24"/>
+        </w:rPr>
+        <w:t>Zsurkis, G., Nicolau, J., &amp; Rodrigues, P. M. M. (2024). First passage times in portfolio optimization: A novel nonparametric approach. European Journal of Operational Research, 312(3), 1074–1085. https://doi.org/10.1016/j.ejor.2023.07.044</w:t>
       </w:r>
     </w:p>
     <w:sectPr>

--- a/Abdulameen_Complete_Thesis_Chapters_1_5.docx
+++ b/Abdulameen_Complete_Thesis_Chapters_1_5.docx
@@ -26278,7 +26278,7 @@
           <w:color w:val="000000"/>
           <w:sz w:val="28"/>
         </w:rPr>
-        <w:t>Chapter 4</w:t>
+        <w:t>CHAPTER FOUR</w:t>
       </w:r>
     </w:p>
     <w:p>
@@ -26293,7 +26293,22 @@
           <w:color w:val="000000"/>
           <w:sz w:val="24"/>
         </w:rPr>
-        <w:t>4.1 Empirical Results and Discussion</w:t>
+        <w:t>DATA ANALYSIS, PRESENTATION AND DISCUSSION OF FINDINGS</w:t>
+      </w:r>
+    </w:p>
+    <w:p>
+      <w:pPr>
+        <w:spacing w:line="480" w:lineRule="auto" w:before="0" w:after="0"/>
+        <w:jc w:val="left"/>
+      </w:pPr>
+      <w:r>
+        <w:rPr>
+          <w:rFonts w:ascii="Times New Roman" w:hAnsi="Times New Roman"/>
+          <w:b/>
+          <w:color w:val="000000"/>
+          <w:sz w:val="24"/>
+        </w:rPr>
+        <w:t>4.1 Empirical Results</w:t>
       </w:r>
     </w:p>
     <w:p>
@@ -49238,7 +49253,7 @@
           <w:color w:val="000000"/>
           <w:sz w:val="24"/>
         </w:rPr>
-        <w:t>4.7.2 Economic Interpretation of Results and Investor Welfare Analysis</w:t>
+        <w:t>4.2 Discussion of Findings</w:t>
       </w:r>
     </w:p>
     <w:p>
@@ -49252,7 +49267,63 @@
           <w:color w:val="000000"/>
           <w:sz w:val="24"/>
         </w:rPr>
-        <w:t>While empirical portfolio performance is commonly presented in statistical terms (Sharpe ratios, p-values, standard deviations), it is essential for institutional pension trustees, retail investors, and policy regulators to translate these statistical metrics into direct economic terms and welfare gains. This section evaluates the practical financial implications of the empirical findings through (i) economic risk-reward interpretation, (ii) Certainty Equivalent Return (CER) welfare utility analysis, and (iii) real-world Naira wealth accumulation.</w:t>
+        <w:t>The empirical findings presented in Section 4.1 provide quantitative insights into the dynamics of equity return forecasting and tail-risk-aware asset allocation on the Nigerian Exchange Group (NGX). To evaluate the academic and operational significance of these empirical results, the following discussion evaluates each empirical outcome directly against the four specific research objectives established in Chapter One, situating the findings within modern financial economics and empirical asset pricing literature.</w:t>
+      </w:r>
+    </w:p>
+    <w:p>
+      <w:pPr>
+        <w:spacing w:line="480" w:lineRule="auto" w:before="0" w:after="0"/>
+        <w:jc w:val="both"/>
+      </w:pPr>
+      <w:r>
+        <w:rPr>
+          <w:rFonts w:ascii="Times New Roman" w:hAnsi="Times New Roman"/>
+          <w:color w:val="000000"/>
+          <w:sz w:val="24"/>
+        </w:rPr>
+        <w:t>Firstly, regarding the evaluation of statistical non-normality and tail-risk exposure across NGX equities, the empirical diagnostic tests presented in Section 4.1.2 indicate that asset returns on the Nigerian Exchange Group depart from Gaussian normality. Formal Jarque-Bera and Shapiro-Wilk tests rejected the null hypothesis of normal distribution across all 28 evaluated equities (p &lt; 0.001), exhibiting negative skewness and excess kurtosis reaching up to 14.46. Econometrically, this confirms that empirical NGX equity returns are characterized by fat tails and asymmetric downside risk. These results support the theoretical arguments of Mozumder et al. (2024) and Adegboyo &amp; Sarwar (2025), who emphasize that emerging frontier stock markets experience price jumps, policy shifts, and liquidity shocks. Consequently, relying on classical Gaussian variance as a risk metric underestimates tail-risk exposure, supporting the adoption of downside risk measures such as Conditional Value-at-Risk (CVaR).</w:t>
+      </w:r>
+    </w:p>
+    <w:p>
+      <w:pPr>
+        <w:spacing w:line="480" w:lineRule="auto" w:before="0" w:after="0"/>
+        <w:jc w:val="both"/>
+      </w:pPr>
+      <w:r>
+        <w:rPr>
+          <w:rFonts w:ascii="Times New Roman" w:hAnsi="Times New Roman"/>
+          <w:color w:val="000000"/>
+          <w:sz w:val="24"/>
+        </w:rPr>
+        <w:t>Secondly, regarding the performance of non-linear Machine Learning models in forecasting weekly NGX equity returns under Expanding Rolling Window Walk-Forward Validation, the empirical results in Section 4.1.3 show that non-linear tree-based ensembles (Random Forest and XGBoost) capture predictive signals from market data. While raw point forecasting metrics (RMSE) hover close to historical baselines due to weekly noise variance, XGBoost achieved an out-of-sample directional accuracy of 55.76% across liquid NGX equities, compared to the 50.0% random walk benchmark. Feature importance analysis (Section 4.1.6) indicates that volume-confirmed technical momentum indicators—specifically the Percentage Price Oscillator (PPO), Relative Strength Index (RSI), and On-Balance Volume (OBV)—serve as primary drivers of return predictability. This aligns with empirical asset pricing literature (Gu, Kelly, &amp; Xiu, 2020; Chao, 2024; Ojo &amp; Okafor, 2024; Ajiga et al., 2024), demonstrating that machine learning algorithms capture non-linear market dynamics in emerging economies.</w:t>
+      </w:r>
+    </w:p>
+    <w:p>
+      <w:pPr>
+        <w:spacing w:line="480" w:lineRule="auto" w:before="0" w:after="0"/>
+        <w:jc w:val="both"/>
+      </w:pPr>
+      <w:r>
+        <w:rPr>
+          <w:rFonts w:ascii="Times New Roman" w:hAnsi="Times New Roman"/>
+          <w:color w:val="000000"/>
+          <w:sz w:val="24"/>
+        </w:rPr>
+        <w:t>Thirdly, regarding the performance of integrated ML-CVaR portfolio strategies compared against classical Markowitz Mean-Variance Optimization and 1/N benchmarks, the backtest results in Section 4.1.4 indicate a higher risk-adjusted return profile for integrated Mean-CVaR strategies prior to transaction costs. Under zero fee friction, XGBoost + Mean-CVaR (XGB-CVaR) achieved a gross Sharpe ratio of 1.52 (42.00% annualized return, -22.09% max drawdown), compared to 0.91 for the passive NGX Index Buy-and-Hold benchmark and 0.76 for Markowitz MVO. Inferential hypothesis testing (Section 4.1.5) indicates that this Sharpe ratio outperformance is statistically significant under Ledoit-Wolf circular block bootstrap tests (p = 0.015 &lt; 0.05). Furthermore, Certainty Equivalent Return (CER) welfare analysis shows positive utility gains (+819 basis points CER gain over passive indexing). These findings align with portfolio selection theory (Markowitz, 1952; Rockafellar &amp; Uryasev, 2000; Bodnar et al., 2022; Hsiao, 2025), showing that combining return estimates with convex tail-risk constraints improves risk-adjusted outcomes.</w:t>
+      </w:r>
+    </w:p>
+    <w:p>
+      <w:pPr>
+        <w:spacing w:line="480" w:lineRule="auto" w:before="0" w:after="0"/>
+        <w:jc w:val="both"/>
+      </w:pPr>
+      <w:r>
+        <w:rPr>
+          <w:rFonts w:ascii="Times New Roman" w:hAnsi="Times New Roman"/>
+          <w:color w:val="000000"/>
+          <w:sz w:val="24"/>
+        </w:rPr>
+        <w:t>Fourthly, regarding portfolio robustness under market stress and transaction cost frictions, the empirical evaluation in Section 4.1.7 highlights execution dynamics across market participant regimes. Under 1.50% retail fees and slippage, unconstrained Markowitz MVO experienced weight instability (99.28% average weekly turnover), resulting in a maximum drawdown of -86.38% and negative economic welfare (CER = -64.09%). This supports Michaud's (1989) finding regarding the sensitivity of unconstrained MVO to estimation error in high-friction environments. Conversely, low-turnover Historical-CVaR (0.38% turnover) displayed resilience, retaining net Sharpe ratios of 1.48 (retail) and 1.49 (institutional). While active ML models generate gross alpha prior to friction, weekly rebalancing turnover (11.00%) incurs an annual fee drag (~3.6% to ~7.2%) that offsets marginal predictive gains post-fees. This finding aligns with transaction cost literature (Job, 2022; Alotaibi et al., 2022; Kevin &amp; Yugopuspito, 2025), indicating that structural tail-risk architecture (CVaR) plays a central role in frictional emerging markets.</w:t>
       </w:r>
     </w:p>
     <w:p>
@@ -49265,1203 +49336,10 @@
           <w:rFonts w:ascii="Times New Roman" w:hAnsi="Times New Roman"/>
           <w:b/>
           <w:color w:val="000000"/>
-          <w:sz w:val="24"/>
-        </w:rPr>
-        <w:t>Table 4.7: Investor Economic Welfare Utility and Certainty Equivalent Return (CER) Analysis across Market Regimes (gamma = 3)</w:t>
-      </w:r>
-    </w:p>
-    <w:tbl>
-      <w:tblPr>
-        <w:tblStyle w:val="TableGrid"/>
-        <w:tblW w:type="auto" w:w="0"/>
-        <w:jc w:val="center"/>
-        <w:tblLook w:firstColumn="1" w:firstRow="1" w:lastColumn="0" w:lastRow="0" w:noHBand="0" w:noVBand="1" w:val="04A0"/>
-      </w:tblPr>
-      <w:tblGrid>
-        <w:gridCol w:w="1560"/>
-        <w:gridCol w:w="1560"/>
-        <w:gridCol w:w="1560"/>
-        <w:gridCol w:w="1560"/>
-        <w:gridCol w:w="1560"/>
-        <w:gridCol w:w="1560"/>
-      </w:tblGrid>
-      <w:tr>
-        <w:tc>
-          <w:tcPr>
-            <w:tcW w:type="dxa" w:w="1560"/>
-            <w:shd w:val="clear" w:color="auto" w:fill="F2F2F2"/>
-          </w:tcPr>
-          <w:p>
-            <w:pPr>
-              <w:spacing w:line="276" w:lineRule="auto" w:before="40" w:after="40"/>
-              <w:jc w:val="center"/>
-            </w:pPr>
-            <w:r>
-              <w:rPr>
-                <w:rFonts w:ascii="Times New Roman" w:hAnsi="Times New Roman"/>
-                <w:b/>
-                <w:color w:val="000000"/>
-                <w:sz w:val="19"/>
-              </w:rPr>
-              <w:t>Strategy &amp; Regime</w:t>
-            </w:r>
-          </w:p>
-        </w:tc>
-        <w:tc>
-          <w:tcPr>
-            <w:tcW w:type="dxa" w:w="1560"/>
-            <w:shd w:val="clear" w:color="auto" w:fill="F2F2F2"/>
-          </w:tcPr>
-          <w:p>
-            <w:pPr>
-              <w:spacing w:line="276" w:lineRule="auto" w:before="40" w:after="40"/>
-              <w:jc w:val="center"/>
-            </w:pPr>
-            <w:r>
-              <w:rPr>
-                <w:rFonts w:ascii="Times New Roman" w:hAnsi="Times New Roman"/>
-                <w:b/>
-                <w:color w:val="000000"/>
-                <w:sz w:val="19"/>
-              </w:rPr>
-              <w:t>Ann. Return</w:t>
-            </w:r>
-          </w:p>
-        </w:tc>
-        <w:tc>
-          <w:tcPr>
-            <w:tcW w:type="dxa" w:w="1560"/>
-            <w:shd w:val="clear" w:color="auto" w:fill="F2F2F2"/>
-          </w:tcPr>
-          <w:p>
-            <w:pPr>
-              <w:spacing w:line="276" w:lineRule="auto" w:before="40" w:after="40"/>
-              <w:jc w:val="center"/>
-            </w:pPr>
-            <w:r>
-              <w:rPr>
-                <w:rFonts w:ascii="Times New Roman" w:hAnsi="Times New Roman"/>
-                <w:b/>
-                <w:color w:val="000000"/>
-                <w:sz w:val="19"/>
-              </w:rPr>
-              <w:t>Ann. Vol</w:t>
-            </w:r>
-          </w:p>
-        </w:tc>
-        <w:tc>
-          <w:tcPr>
-            <w:tcW w:type="dxa" w:w="1560"/>
-            <w:shd w:val="clear" w:color="auto" w:fill="F2F2F2"/>
-          </w:tcPr>
-          <w:p>
-            <w:pPr>
-              <w:spacing w:line="276" w:lineRule="auto" w:before="40" w:after="40"/>
-              <w:jc w:val="center"/>
-            </w:pPr>
-            <w:r>
-              <w:rPr>
-                <w:rFonts w:ascii="Times New Roman" w:hAnsi="Times New Roman"/>
-                <w:b/>
-                <w:color w:val="000000"/>
-                <w:sz w:val="19"/>
-              </w:rPr>
-              <w:t>Variance Penalty</w:t>
-            </w:r>
-          </w:p>
-        </w:tc>
-        <w:tc>
-          <w:tcPr>
-            <w:tcW w:type="dxa" w:w="1560"/>
-            <w:shd w:val="clear" w:color="auto" w:fill="F2F2F2"/>
-          </w:tcPr>
-          <w:p>
-            <w:pPr>
-              <w:spacing w:line="276" w:lineRule="auto" w:before="40" w:after="40"/>
-              <w:jc w:val="center"/>
-            </w:pPr>
-            <w:r>
-              <w:rPr>
-                <w:rFonts w:ascii="Times New Roman" w:hAnsi="Times New Roman"/>
-                <w:b/>
-                <w:color w:val="000000"/>
-                <w:sz w:val="19"/>
-              </w:rPr>
-              <w:t>CER Utility</w:t>
-            </w:r>
-          </w:p>
-        </w:tc>
-        <w:tc>
-          <w:tcPr>
-            <w:tcW w:type="dxa" w:w="1560"/>
-            <w:shd w:val="clear" w:color="auto" w:fill="F2F2F2"/>
-          </w:tcPr>
-          <w:p>
-            <w:pPr>
-              <w:spacing w:line="276" w:lineRule="auto" w:before="40" w:after="40"/>
-              <w:jc w:val="center"/>
-            </w:pPr>
-            <w:r>
-              <w:rPr>
-                <w:rFonts w:ascii="Times New Roman" w:hAnsi="Times New Roman"/>
-                <w:b/>
-                <w:color w:val="000000"/>
-                <w:sz w:val="19"/>
-              </w:rPr>
-              <w:t>Welfare Gain vs Index</w:t>
-            </w:r>
-          </w:p>
-        </w:tc>
-      </w:tr>
-      <w:tr>
-        <w:tc>
-          <w:tcPr>
-            <w:tcW w:type="dxa" w:w="1560"/>
-          </w:tcPr>
-          <w:p>
-            <w:pPr>
-              <w:spacing w:line="276" w:lineRule="auto" w:before="40" w:after="40"/>
-              <w:jc w:val="center"/>
-            </w:pPr>
-            <w:r>
-              <w:rPr>
-                <w:rFonts w:ascii="Times New Roman" w:hAnsi="Times New Roman"/>
-                <w:color w:val="000000"/>
-                <w:sz w:val="18"/>
-              </w:rPr>
-              <w:t>Historical-CVaR (Inst. 0.75%)</w:t>
-            </w:r>
-          </w:p>
-        </w:tc>
-        <w:tc>
-          <w:tcPr>
-            <w:tcW w:type="dxa" w:w="1560"/>
-          </w:tcPr>
-          <w:p>
-            <w:pPr>
-              <w:spacing w:line="276" w:lineRule="auto" w:before="40" w:after="40"/>
-              <w:jc w:val="center"/>
-            </w:pPr>
-            <w:r>
-              <w:rPr>
-                <w:rFonts w:ascii="Times New Roman" w:hAnsi="Times New Roman"/>
-                <w:color w:val="000000"/>
-                <w:sz w:val="18"/>
-              </w:rPr>
-              <w:t>42.12%</w:t>
-            </w:r>
-          </w:p>
-        </w:tc>
-        <w:tc>
-          <w:tcPr>
-            <w:tcW w:type="dxa" w:w="1560"/>
-          </w:tcPr>
-          <w:p>
-            <w:pPr>
-              <w:spacing w:line="276" w:lineRule="auto" w:before="40" w:after="40"/>
-              <w:jc w:val="center"/>
-            </w:pPr>
-            <w:r>
-              <w:rPr>
-                <w:rFonts w:ascii="Times New Roman" w:hAnsi="Times New Roman"/>
-                <w:color w:val="000000"/>
-                <w:sz w:val="18"/>
-              </w:rPr>
-              <w:t>16.15%</w:t>
-            </w:r>
-          </w:p>
-        </w:tc>
-        <w:tc>
-          <w:tcPr>
-            <w:tcW w:type="dxa" w:w="1560"/>
-          </w:tcPr>
-          <w:p>
-            <w:pPr>
-              <w:spacing w:line="276" w:lineRule="auto" w:before="40" w:after="40"/>
-              <w:jc w:val="center"/>
-            </w:pPr>
-            <w:r>
-              <w:rPr>
-                <w:rFonts w:ascii="Times New Roman" w:hAnsi="Times New Roman"/>
-                <w:color w:val="000000"/>
-                <w:sz w:val="18"/>
-              </w:rPr>
-              <w:t>3.91%</w:t>
-            </w:r>
-          </w:p>
-        </w:tc>
-        <w:tc>
-          <w:tcPr>
-            <w:tcW w:type="dxa" w:w="1560"/>
-          </w:tcPr>
-          <w:p>
-            <w:pPr>
-              <w:spacing w:line="276" w:lineRule="auto" w:before="40" w:after="40"/>
-              <w:jc w:val="center"/>
-            </w:pPr>
-            <w:r>
-              <w:rPr>
-                <w:rFonts w:ascii="Times New Roman" w:hAnsi="Times New Roman"/>
-                <w:color w:val="000000"/>
-                <w:sz w:val="18"/>
-              </w:rPr>
-              <w:t>38.21%</w:t>
-            </w:r>
-          </w:p>
-        </w:tc>
-        <w:tc>
-          <w:tcPr>
-            <w:tcW w:type="dxa" w:w="1560"/>
-          </w:tcPr>
-          <w:p>
-            <w:pPr>
-              <w:spacing w:line="276" w:lineRule="auto" w:before="40" w:after="40"/>
-              <w:jc w:val="center"/>
-            </w:pPr>
-            <w:r>
-              <w:rPr>
-                <w:rFonts w:ascii="Times New Roman" w:hAnsi="Times New Roman"/>
-                <w:color w:val="000000"/>
-                <w:sz w:val="18"/>
-              </w:rPr>
-              <w:t>+8.19% (+819 bps)</w:t>
-            </w:r>
-          </w:p>
-        </w:tc>
-      </w:tr>
-      <w:tr>
-        <w:tc>
-          <w:tcPr>
-            <w:tcW w:type="dxa" w:w="1560"/>
-          </w:tcPr>
-          <w:p>
-            <w:pPr>
-              <w:spacing w:line="276" w:lineRule="auto" w:before="40" w:after="40"/>
-              <w:jc w:val="center"/>
-            </w:pPr>
-            <w:r>
-              <w:rPr>
-                <w:rFonts w:ascii="Times New Roman" w:hAnsi="Times New Roman"/>
-                <w:color w:val="000000"/>
-                <w:sz w:val="18"/>
-              </w:rPr>
-              <w:t>Historical-CVaR (Retail 1.50%)</w:t>
-            </w:r>
-          </w:p>
-        </w:tc>
-        <w:tc>
-          <w:tcPr>
-            <w:tcW w:type="dxa" w:w="1560"/>
-          </w:tcPr>
-          <w:p>
-            <w:pPr>
-              <w:spacing w:line="276" w:lineRule="auto" w:before="40" w:after="40"/>
-              <w:jc w:val="center"/>
-            </w:pPr>
-            <w:r>
-              <w:rPr>
-                <w:rFonts w:ascii="Times New Roman" w:hAnsi="Times New Roman"/>
-                <w:color w:val="000000"/>
-                <w:sz w:val="18"/>
-              </w:rPr>
-              <w:t>41.97%</w:t>
-            </w:r>
-          </w:p>
-        </w:tc>
-        <w:tc>
-          <w:tcPr>
-            <w:tcW w:type="dxa" w:w="1560"/>
-          </w:tcPr>
-          <w:p>
-            <w:pPr>
-              <w:spacing w:line="276" w:lineRule="auto" w:before="40" w:after="40"/>
-              <w:jc w:val="center"/>
-            </w:pPr>
-            <w:r>
-              <w:rPr>
-                <w:rFonts w:ascii="Times New Roman" w:hAnsi="Times New Roman"/>
-                <w:color w:val="000000"/>
-                <w:sz w:val="18"/>
-              </w:rPr>
-              <w:t>16.15%</w:t>
-            </w:r>
-          </w:p>
-        </w:tc>
-        <w:tc>
-          <w:tcPr>
-            <w:tcW w:type="dxa" w:w="1560"/>
-          </w:tcPr>
-          <w:p>
-            <w:pPr>
-              <w:spacing w:line="276" w:lineRule="auto" w:before="40" w:after="40"/>
-              <w:jc w:val="center"/>
-            </w:pPr>
-            <w:r>
-              <w:rPr>
-                <w:rFonts w:ascii="Times New Roman" w:hAnsi="Times New Roman"/>
-                <w:color w:val="000000"/>
-                <w:sz w:val="18"/>
-              </w:rPr>
-              <w:t>3.91%</w:t>
-            </w:r>
-          </w:p>
-        </w:tc>
-        <w:tc>
-          <w:tcPr>
-            <w:tcW w:type="dxa" w:w="1560"/>
-          </w:tcPr>
-          <w:p>
-            <w:pPr>
-              <w:spacing w:line="276" w:lineRule="auto" w:before="40" w:after="40"/>
-              <w:jc w:val="center"/>
-            </w:pPr>
-            <w:r>
-              <w:rPr>
-                <w:rFonts w:ascii="Times New Roman" w:hAnsi="Times New Roman"/>
-                <w:color w:val="000000"/>
-                <w:sz w:val="18"/>
-              </w:rPr>
-              <w:t>38.06%</w:t>
-            </w:r>
-          </w:p>
-        </w:tc>
-        <w:tc>
-          <w:tcPr>
-            <w:tcW w:type="dxa" w:w="1560"/>
-          </w:tcPr>
-          <w:p>
-            <w:pPr>
-              <w:spacing w:line="276" w:lineRule="auto" w:before="40" w:after="40"/>
-              <w:jc w:val="center"/>
-            </w:pPr>
-            <w:r>
-              <w:rPr>
-                <w:rFonts w:ascii="Times New Roman" w:hAnsi="Times New Roman"/>
-                <w:color w:val="000000"/>
-                <w:sz w:val="18"/>
-              </w:rPr>
-              <w:t>+8.17% (+817 bps)</w:t>
-            </w:r>
-          </w:p>
-        </w:tc>
-      </w:tr>
-      <w:tr>
-        <w:tc>
-          <w:tcPr>
-            <w:tcW w:type="dxa" w:w="1560"/>
-          </w:tcPr>
-          <w:p>
-            <w:pPr>
-              <w:spacing w:line="276" w:lineRule="auto" w:before="40" w:after="40"/>
-              <w:jc w:val="center"/>
-            </w:pPr>
-            <w:r>
-              <w:rPr>
-                <w:rFonts w:ascii="Times New Roman" w:hAnsi="Times New Roman"/>
-                <w:color w:val="000000"/>
-                <w:sz w:val="18"/>
-              </w:rPr>
-              <w:t>RF-CVaR (Inst. 0.75%)</w:t>
-            </w:r>
-          </w:p>
-        </w:tc>
-        <w:tc>
-          <w:tcPr>
-            <w:tcW w:type="dxa" w:w="1560"/>
-          </w:tcPr>
-          <w:p>
-            <w:pPr>
-              <w:spacing w:line="276" w:lineRule="auto" w:before="40" w:after="40"/>
-              <w:jc w:val="center"/>
-            </w:pPr>
-            <w:r>
-              <w:rPr>
-                <w:rFonts w:ascii="Times New Roman" w:hAnsi="Times New Roman"/>
-                <w:color w:val="000000"/>
-                <w:sz w:val="18"/>
-              </w:rPr>
-              <w:t>38.33%</w:t>
-            </w:r>
-          </w:p>
-        </w:tc>
-        <w:tc>
-          <w:tcPr>
-            <w:tcW w:type="dxa" w:w="1560"/>
-          </w:tcPr>
-          <w:p>
-            <w:pPr>
-              <w:spacing w:line="276" w:lineRule="auto" w:before="40" w:after="40"/>
-              <w:jc w:val="center"/>
-            </w:pPr>
-            <w:r>
-              <w:rPr>
-                <w:rFonts w:ascii="Times New Roman" w:hAnsi="Times New Roman"/>
-                <w:color w:val="000000"/>
-                <w:sz w:val="18"/>
-              </w:rPr>
-              <w:t>16.09%</w:t>
-            </w:r>
-          </w:p>
-        </w:tc>
-        <w:tc>
-          <w:tcPr>
-            <w:tcW w:type="dxa" w:w="1560"/>
-          </w:tcPr>
-          <w:p>
-            <w:pPr>
-              <w:spacing w:line="276" w:lineRule="auto" w:before="40" w:after="40"/>
-              <w:jc w:val="center"/>
-            </w:pPr>
-            <w:r>
-              <w:rPr>
-                <w:rFonts w:ascii="Times New Roman" w:hAnsi="Times New Roman"/>
-                <w:color w:val="000000"/>
-                <w:sz w:val="18"/>
-              </w:rPr>
-              <w:t>3.88%</w:t>
-            </w:r>
-          </w:p>
-        </w:tc>
-        <w:tc>
-          <w:tcPr>
-            <w:tcW w:type="dxa" w:w="1560"/>
-          </w:tcPr>
-          <w:p>
-            <w:pPr>
-              <w:spacing w:line="276" w:lineRule="auto" w:before="40" w:after="40"/>
-              <w:jc w:val="center"/>
-            </w:pPr>
-            <w:r>
-              <w:rPr>
-                <w:rFonts w:ascii="Times New Roman" w:hAnsi="Times New Roman"/>
-                <w:color w:val="000000"/>
-                <w:sz w:val="18"/>
-              </w:rPr>
-              <w:t>34.45%</w:t>
-            </w:r>
-          </w:p>
-        </w:tc>
-        <w:tc>
-          <w:tcPr>
-            <w:tcW w:type="dxa" w:w="1560"/>
-          </w:tcPr>
-          <w:p>
-            <w:pPr>
-              <w:spacing w:line="276" w:lineRule="auto" w:before="40" w:after="40"/>
-              <w:jc w:val="center"/>
-            </w:pPr>
-            <w:r>
-              <w:rPr>
-                <w:rFonts w:ascii="Times New Roman" w:hAnsi="Times New Roman"/>
-                <w:color w:val="000000"/>
-                <w:sz w:val="18"/>
-              </w:rPr>
-              <w:t>+4.43% (+443 bps)</w:t>
-            </w:r>
-          </w:p>
-        </w:tc>
-      </w:tr>
-      <w:tr>
-        <w:tc>
-          <w:tcPr>
-            <w:tcW w:type="dxa" w:w="1560"/>
-          </w:tcPr>
-          <w:p>
-            <w:pPr>
-              <w:spacing w:line="276" w:lineRule="auto" w:before="40" w:after="40"/>
-              <w:jc w:val="center"/>
-            </w:pPr>
-            <w:r>
-              <w:rPr>
-                <w:rFonts w:ascii="Times New Roman" w:hAnsi="Times New Roman"/>
-                <w:color w:val="000000"/>
-                <w:sz w:val="18"/>
-              </w:rPr>
-              <w:t>XGB-CVaR (Inst. 0.75%)</w:t>
-            </w:r>
-          </w:p>
-        </w:tc>
-        <w:tc>
-          <w:tcPr>
-            <w:tcW w:type="dxa" w:w="1560"/>
-          </w:tcPr>
-          <w:p>
-            <w:pPr>
-              <w:spacing w:line="276" w:lineRule="auto" w:before="40" w:after="40"/>
-              <w:jc w:val="center"/>
-            </w:pPr>
-            <w:r>
-              <w:rPr>
-                <w:rFonts w:ascii="Times New Roman" w:hAnsi="Times New Roman"/>
-                <w:color w:val="000000"/>
-                <w:sz w:val="18"/>
-              </w:rPr>
-              <w:t>37.71%</w:t>
-            </w:r>
-          </w:p>
-        </w:tc>
-        <w:tc>
-          <w:tcPr>
-            <w:tcW w:type="dxa" w:w="1560"/>
-          </w:tcPr>
-          <w:p>
-            <w:pPr>
-              <w:spacing w:line="276" w:lineRule="auto" w:before="40" w:after="40"/>
-              <w:jc w:val="center"/>
-            </w:pPr>
-            <w:r>
-              <w:rPr>
-                <w:rFonts w:ascii="Times New Roman" w:hAnsi="Times New Roman"/>
-                <w:color w:val="000000"/>
-                <w:sz w:val="18"/>
-              </w:rPr>
-              <w:t>15.85%</w:t>
-            </w:r>
-          </w:p>
-        </w:tc>
-        <w:tc>
-          <w:tcPr>
-            <w:tcW w:type="dxa" w:w="1560"/>
-          </w:tcPr>
-          <w:p>
-            <w:pPr>
-              <w:spacing w:line="276" w:lineRule="auto" w:before="40" w:after="40"/>
-              <w:jc w:val="center"/>
-            </w:pPr>
-            <w:r>
-              <w:rPr>
-                <w:rFonts w:ascii="Times New Roman" w:hAnsi="Times New Roman"/>
-                <w:color w:val="000000"/>
-                <w:sz w:val="18"/>
-              </w:rPr>
-              <w:t>3.77%</w:t>
-            </w:r>
-          </w:p>
-        </w:tc>
-        <w:tc>
-          <w:tcPr>
-            <w:tcW w:type="dxa" w:w="1560"/>
-          </w:tcPr>
-          <w:p>
-            <w:pPr>
-              <w:spacing w:line="276" w:lineRule="auto" w:before="40" w:after="40"/>
-              <w:jc w:val="center"/>
-            </w:pPr>
-            <w:r>
-              <w:rPr>
-                <w:rFonts w:ascii="Times New Roman" w:hAnsi="Times New Roman"/>
-                <w:color w:val="000000"/>
-                <w:sz w:val="18"/>
-              </w:rPr>
-              <w:t>33.94%</w:t>
-            </w:r>
-          </w:p>
-        </w:tc>
-        <w:tc>
-          <w:tcPr>
-            <w:tcW w:type="dxa" w:w="1560"/>
-          </w:tcPr>
-          <w:p>
-            <w:pPr>
-              <w:spacing w:line="276" w:lineRule="auto" w:before="40" w:after="40"/>
-              <w:jc w:val="center"/>
-            </w:pPr>
-            <w:r>
-              <w:rPr>
-                <w:rFonts w:ascii="Times New Roman" w:hAnsi="Times New Roman"/>
-                <w:color w:val="000000"/>
-                <w:sz w:val="18"/>
-              </w:rPr>
-              <w:t>+3.92% (+392 bps)</w:t>
-            </w:r>
-          </w:p>
-        </w:tc>
-      </w:tr>
-      <w:tr>
-        <w:tc>
-          <w:tcPr>
-            <w:tcW w:type="dxa" w:w="1560"/>
-          </w:tcPr>
-          <w:p>
-            <w:pPr>
-              <w:spacing w:line="276" w:lineRule="auto" w:before="40" w:after="40"/>
-              <w:jc w:val="center"/>
-            </w:pPr>
-            <w:r>
-              <w:rPr>
-                <w:rFonts w:ascii="Times New Roman" w:hAnsi="Times New Roman"/>
-                <w:color w:val="000000"/>
-                <w:sz w:val="18"/>
-              </w:rPr>
-              <w:t>1/N Equal Weight (Inst. 0.75%)</w:t>
-            </w:r>
-          </w:p>
-        </w:tc>
-        <w:tc>
-          <w:tcPr>
-            <w:tcW w:type="dxa" w:w="1560"/>
-          </w:tcPr>
-          <w:p>
-            <w:pPr>
-              <w:spacing w:line="276" w:lineRule="auto" w:before="40" w:after="40"/>
-              <w:jc w:val="center"/>
-            </w:pPr>
-            <w:r>
-              <w:rPr>
-                <w:rFonts w:ascii="Times New Roman" w:hAnsi="Times New Roman"/>
-                <w:color w:val="000000"/>
-                <w:sz w:val="18"/>
-              </w:rPr>
-              <w:t>37.42%</w:t>
-            </w:r>
-          </w:p>
-        </w:tc>
-        <w:tc>
-          <w:tcPr>
-            <w:tcW w:type="dxa" w:w="1560"/>
-          </w:tcPr>
-          <w:p>
-            <w:pPr>
-              <w:spacing w:line="276" w:lineRule="auto" w:before="40" w:after="40"/>
-              <w:jc w:val="center"/>
-            </w:pPr>
-            <w:r>
-              <w:rPr>
-                <w:rFonts w:ascii="Times New Roman" w:hAnsi="Times New Roman"/>
-                <w:color w:val="000000"/>
-                <w:sz w:val="18"/>
-              </w:rPr>
-              <w:t>18.29%</w:t>
-            </w:r>
-          </w:p>
-        </w:tc>
-        <w:tc>
-          <w:tcPr>
-            <w:tcW w:type="dxa" w:w="1560"/>
-          </w:tcPr>
-          <w:p>
-            <w:pPr>
-              <w:spacing w:line="276" w:lineRule="auto" w:before="40" w:after="40"/>
-              <w:jc w:val="center"/>
-            </w:pPr>
-            <w:r>
-              <w:rPr>
-                <w:rFonts w:ascii="Times New Roman" w:hAnsi="Times New Roman"/>
-                <w:color w:val="000000"/>
-                <w:sz w:val="18"/>
-              </w:rPr>
-              <w:t>5.02%</w:t>
-            </w:r>
-          </w:p>
-        </w:tc>
-        <w:tc>
-          <w:tcPr>
-            <w:tcW w:type="dxa" w:w="1560"/>
-          </w:tcPr>
-          <w:p>
-            <w:pPr>
-              <w:spacing w:line="276" w:lineRule="auto" w:before="40" w:after="40"/>
-              <w:jc w:val="center"/>
-            </w:pPr>
-            <w:r>
-              <w:rPr>
-                <w:rFonts w:ascii="Times New Roman" w:hAnsi="Times New Roman"/>
-                <w:color w:val="000000"/>
-                <w:sz w:val="18"/>
-              </w:rPr>
-              <w:t>32.40%</w:t>
-            </w:r>
-          </w:p>
-        </w:tc>
-        <w:tc>
-          <w:tcPr>
-            <w:tcW w:type="dxa" w:w="1560"/>
-          </w:tcPr>
-          <w:p>
-            <w:pPr>
-              <w:spacing w:line="276" w:lineRule="auto" w:before="40" w:after="40"/>
-              <w:jc w:val="center"/>
-            </w:pPr>
-            <w:r>
-              <w:rPr>
-                <w:rFonts w:ascii="Times New Roman" w:hAnsi="Times New Roman"/>
-                <w:color w:val="000000"/>
-                <w:sz w:val="18"/>
-              </w:rPr>
-              <w:t>+2.38% (+238 bps)</w:t>
-            </w:r>
-          </w:p>
-        </w:tc>
-      </w:tr>
-      <w:tr>
-        <w:tc>
-          <w:tcPr>
-            <w:tcW w:type="dxa" w:w="1560"/>
-          </w:tcPr>
-          <w:p>
-            <w:pPr>
-              <w:spacing w:line="276" w:lineRule="auto" w:before="40" w:after="40"/>
-              <w:jc w:val="center"/>
-            </w:pPr>
-            <w:r>
-              <w:rPr>
-                <w:rFonts w:ascii="Times New Roman" w:hAnsi="Times New Roman"/>
-                <w:color w:val="000000"/>
-                <w:sz w:val="18"/>
-              </w:rPr>
-              <w:t>RF-CVaR (Retail 1.50%)</w:t>
-            </w:r>
-          </w:p>
-        </w:tc>
-        <w:tc>
-          <w:tcPr>
-            <w:tcW w:type="dxa" w:w="1560"/>
-          </w:tcPr>
-          <w:p>
-            <w:pPr>
-              <w:spacing w:line="276" w:lineRule="auto" w:before="40" w:after="40"/>
-              <w:jc w:val="center"/>
-            </w:pPr>
-            <w:r>
-              <w:rPr>
-                <w:rFonts w:ascii="Times New Roman" w:hAnsi="Times New Roman"/>
-                <w:color w:val="000000"/>
-                <w:sz w:val="18"/>
-              </w:rPr>
-              <w:t>35.37%</w:t>
-            </w:r>
-          </w:p>
-        </w:tc>
-        <w:tc>
-          <w:tcPr>
-            <w:tcW w:type="dxa" w:w="1560"/>
-          </w:tcPr>
-          <w:p>
-            <w:pPr>
-              <w:spacing w:line="276" w:lineRule="auto" w:before="40" w:after="40"/>
-              <w:jc w:val="center"/>
-            </w:pPr>
-            <w:r>
-              <w:rPr>
-                <w:rFonts w:ascii="Times New Roman" w:hAnsi="Times New Roman"/>
-                <w:color w:val="000000"/>
-                <w:sz w:val="18"/>
-              </w:rPr>
-              <w:t>16.17%</w:t>
-            </w:r>
-          </w:p>
-        </w:tc>
-        <w:tc>
-          <w:tcPr>
-            <w:tcW w:type="dxa" w:w="1560"/>
-          </w:tcPr>
-          <w:p>
-            <w:pPr>
-              <w:spacing w:line="276" w:lineRule="auto" w:before="40" w:after="40"/>
-              <w:jc w:val="center"/>
-            </w:pPr>
-            <w:r>
-              <w:rPr>
-                <w:rFonts w:ascii="Times New Roman" w:hAnsi="Times New Roman"/>
-                <w:color w:val="000000"/>
-                <w:sz w:val="18"/>
-              </w:rPr>
-              <w:t>3.92%</w:t>
-            </w:r>
-          </w:p>
-        </w:tc>
-        <w:tc>
-          <w:tcPr>
-            <w:tcW w:type="dxa" w:w="1560"/>
-          </w:tcPr>
-          <w:p>
-            <w:pPr>
-              <w:spacing w:line="276" w:lineRule="auto" w:before="40" w:after="40"/>
-              <w:jc w:val="center"/>
-            </w:pPr>
-            <w:r>
-              <w:rPr>
-                <w:rFonts w:ascii="Times New Roman" w:hAnsi="Times New Roman"/>
-                <w:color w:val="000000"/>
-                <w:sz w:val="18"/>
-              </w:rPr>
-              <w:t>31.45%</w:t>
-            </w:r>
-          </w:p>
-        </w:tc>
-        <w:tc>
-          <w:tcPr>
-            <w:tcW w:type="dxa" w:w="1560"/>
-          </w:tcPr>
-          <w:p>
-            <w:pPr>
-              <w:spacing w:line="276" w:lineRule="auto" w:before="40" w:after="40"/>
-              <w:jc w:val="center"/>
-            </w:pPr>
-            <w:r>
-              <w:rPr>
-                <w:rFonts w:ascii="Times New Roman" w:hAnsi="Times New Roman"/>
-                <w:color w:val="000000"/>
-                <w:sz w:val="18"/>
-              </w:rPr>
-              <w:t>+1.56% (+156 bps)</w:t>
-            </w:r>
-          </w:p>
-        </w:tc>
-      </w:tr>
-      <w:tr>
-        <w:tc>
-          <w:tcPr>
-            <w:tcW w:type="dxa" w:w="1560"/>
-          </w:tcPr>
-          <w:p>
-            <w:pPr>
-              <w:spacing w:line="276" w:lineRule="auto" w:before="40" w:after="40"/>
-              <w:jc w:val="center"/>
-            </w:pPr>
-            <w:r>
-              <w:rPr>
-                <w:rFonts w:ascii="Times New Roman" w:hAnsi="Times New Roman"/>
-                <w:color w:val="000000"/>
-                <w:sz w:val="18"/>
-              </w:rPr>
-              <w:t>NGX Index Buy-Hold</w:t>
-            </w:r>
-          </w:p>
-        </w:tc>
-        <w:tc>
-          <w:tcPr>
-            <w:tcW w:type="dxa" w:w="1560"/>
-          </w:tcPr>
-          <w:p>
-            <w:pPr>
-              <w:spacing w:line="276" w:lineRule="auto" w:before="40" w:after="40"/>
-              <w:jc w:val="center"/>
-            </w:pPr>
-            <w:r>
-              <w:rPr>
-                <w:rFonts w:ascii="Times New Roman" w:hAnsi="Times New Roman"/>
-                <w:color w:val="000000"/>
-                <w:sz w:val="18"/>
-              </w:rPr>
-              <w:t>35.88%</w:t>
-            </w:r>
-          </w:p>
-        </w:tc>
-        <w:tc>
-          <w:tcPr>
-            <w:tcW w:type="dxa" w:w="1560"/>
-          </w:tcPr>
-          <w:p>
-            <w:pPr>
-              <w:spacing w:line="276" w:lineRule="auto" w:before="40" w:after="40"/>
-              <w:jc w:val="center"/>
-            </w:pPr>
-            <w:r>
-              <w:rPr>
-                <w:rFonts w:ascii="Times New Roman" w:hAnsi="Times New Roman"/>
-                <w:color w:val="000000"/>
-                <w:sz w:val="18"/>
-              </w:rPr>
-              <w:t>19.77%</w:t>
-            </w:r>
-          </w:p>
-        </w:tc>
-        <w:tc>
-          <w:tcPr>
-            <w:tcW w:type="dxa" w:w="1560"/>
-          </w:tcPr>
-          <w:p>
-            <w:pPr>
-              <w:spacing w:line="276" w:lineRule="auto" w:before="40" w:after="40"/>
-              <w:jc w:val="center"/>
-            </w:pPr>
-            <w:r>
-              <w:rPr>
-                <w:rFonts w:ascii="Times New Roman" w:hAnsi="Times New Roman"/>
-                <w:color w:val="000000"/>
-                <w:sz w:val="18"/>
-              </w:rPr>
-              <w:t>5.86%</w:t>
-            </w:r>
-          </w:p>
-        </w:tc>
-        <w:tc>
-          <w:tcPr>
-            <w:tcW w:type="dxa" w:w="1560"/>
-          </w:tcPr>
-          <w:p>
-            <w:pPr>
-              <w:spacing w:line="276" w:lineRule="auto" w:before="40" w:after="40"/>
-              <w:jc w:val="center"/>
-            </w:pPr>
-            <w:r>
-              <w:rPr>
-                <w:rFonts w:ascii="Times New Roman" w:hAnsi="Times New Roman"/>
-                <w:color w:val="000000"/>
-                <w:sz w:val="18"/>
-              </w:rPr>
-              <w:t>30.02%</w:t>
-            </w:r>
-          </w:p>
-        </w:tc>
-        <w:tc>
-          <w:tcPr>
-            <w:tcW w:type="dxa" w:w="1560"/>
-          </w:tcPr>
-          <w:p>
-            <w:pPr>
-              <w:spacing w:line="276" w:lineRule="auto" w:before="40" w:after="40"/>
-              <w:jc w:val="center"/>
-            </w:pPr>
-            <w:r>
-              <w:rPr>
-                <w:rFonts w:ascii="Times New Roman" w:hAnsi="Times New Roman"/>
-                <w:color w:val="000000"/>
-                <w:sz w:val="18"/>
-              </w:rPr>
-              <w:t>Baseline (0 bps)</w:t>
-            </w:r>
-          </w:p>
-        </w:tc>
-      </w:tr>
-      <w:tr>
-        <w:tc>
-          <w:tcPr>
-            <w:tcW w:type="dxa" w:w="1560"/>
-          </w:tcPr>
-          <w:p>
-            <w:pPr>
-              <w:spacing w:line="276" w:lineRule="auto" w:before="40" w:after="40"/>
-              <w:jc w:val="center"/>
-            </w:pPr>
-            <w:r>
-              <w:rPr>
-                <w:rFonts w:ascii="Times New Roman" w:hAnsi="Times New Roman"/>
-                <w:color w:val="000000"/>
-                <w:sz w:val="18"/>
-              </w:rPr>
-              <w:t>XGB-CVaR (Retail 1.50%)</w:t>
-            </w:r>
-          </w:p>
-        </w:tc>
-        <w:tc>
-          <w:tcPr>
-            <w:tcW w:type="dxa" w:w="1560"/>
-          </w:tcPr>
-          <w:p>
-            <w:pPr>
-              <w:spacing w:line="276" w:lineRule="auto" w:before="40" w:after="40"/>
-              <w:jc w:val="center"/>
-            </w:pPr>
-            <w:r>
-              <w:rPr>
-                <w:rFonts w:ascii="Times New Roman" w:hAnsi="Times New Roman"/>
-                <w:color w:val="000000"/>
-                <w:sz w:val="18"/>
-              </w:rPr>
-              <w:t>33.42%</w:t>
-            </w:r>
-          </w:p>
-        </w:tc>
-        <w:tc>
-          <w:tcPr>
-            <w:tcW w:type="dxa" w:w="1560"/>
-          </w:tcPr>
-          <w:p>
-            <w:pPr>
-              <w:spacing w:line="276" w:lineRule="auto" w:before="40" w:after="40"/>
-              <w:jc w:val="center"/>
-            </w:pPr>
-            <w:r>
-              <w:rPr>
-                <w:rFonts w:ascii="Times New Roman" w:hAnsi="Times New Roman"/>
-                <w:color w:val="000000"/>
-                <w:sz w:val="18"/>
-              </w:rPr>
-              <w:t>15.98%</w:t>
-            </w:r>
-          </w:p>
-        </w:tc>
-        <w:tc>
-          <w:tcPr>
-            <w:tcW w:type="dxa" w:w="1560"/>
-          </w:tcPr>
-          <w:p>
-            <w:pPr>
-              <w:spacing w:line="276" w:lineRule="auto" w:before="40" w:after="40"/>
-              <w:jc w:val="center"/>
-            </w:pPr>
-            <w:r>
-              <w:rPr>
-                <w:rFonts w:ascii="Times New Roman" w:hAnsi="Times New Roman"/>
-                <w:color w:val="000000"/>
-                <w:sz w:val="18"/>
-              </w:rPr>
-              <w:t>3.83%</w:t>
-            </w:r>
-          </w:p>
-        </w:tc>
-        <w:tc>
-          <w:tcPr>
-            <w:tcW w:type="dxa" w:w="1560"/>
-          </w:tcPr>
-          <w:p>
-            <w:pPr>
-              <w:spacing w:line="276" w:lineRule="auto" w:before="40" w:after="40"/>
-              <w:jc w:val="center"/>
-            </w:pPr>
-            <w:r>
-              <w:rPr>
-                <w:rFonts w:ascii="Times New Roman" w:hAnsi="Times New Roman"/>
-                <w:color w:val="000000"/>
-                <w:sz w:val="18"/>
-              </w:rPr>
-              <w:t>29.59%</w:t>
-            </w:r>
-          </w:p>
-        </w:tc>
-        <w:tc>
-          <w:tcPr>
-            <w:tcW w:type="dxa" w:w="1560"/>
-          </w:tcPr>
-          <w:p>
-            <w:pPr>
-              <w:spacing w:line="276" w:lineRule="auto" w:before="40" w:after="40"/>
-              <w:jc w:val="center"/>
-            </w:pPr>
-            <w:r>
-              <w:rPr>
-                <w:rFonts w:ascii="Times New Roman" w:hAnsi="Times New Roman"/>
-                <w:color w:val="000000"/>
-                <w:sz w:val="18"/>
-              </w:rPr>
-              <w:t>-0.30% (-30 bps)</w:t>
-            </w:r>
-          </w:p>
-        </w:tc>
-      </w:tr>
-      <w:tr>
-        <w:tc>
-          <w:tcPr>
-            <w:tcW w:type="dxa" w:w="1560"/>
-          </w:tcPr>
-          <w:p>
-            <w:pPr>
-              <w:spacing w:line="276" w:lineRule="auto" w:before="40" w:after="40"/>
-              <w:jc w:val="center"/>
-            </w:pPr>
-            <w:r>
-              <w:rPr>
-                <w:rFonts w:ascii="Times New Roman" w:hAnsi="Times New Roman"/>
-                <w:color w:val="000000"/>
-                <w:sz w:val="18"/>
-              </w:rPr>
-              <w:t>Markowitz MVO (Retail 1.50%)</w:t>
-            </w:r>
-          </w:p>
-        </w:tc>
-        <w:tc>
-          <w:tcPr>
-            <w:tcW w:type="dxa" w:w="1560"/>
-          </w:tcPr>
-          <w:p>
-            <w:pPr>
-              <w:spacing w:line="276" w:lineRule="auto" w:before="40" w:after="40"/>
-              <w:jc w:val="center"/>
-            </w:pPr>
-            <w:r>
-              <w:rPr>
-                <w:rFonts w:ascii="Times New Roman" w:hAnsi="Times New Roman"/>
-                <w:color w:val="000000"/>
-                <w:sz w:val="18"/>
-              </w:rPr>
-              <w:t>-20.48%</w:t>
-            </w:r>
-          </w:p>
-        </w:tc>
-        <w:tc>
-          <w:tcPr>
-            <w:tcW w:type="dxa" w:w="1560"/>
-          </w:tcPr>
-          <w:p>
-            <w:pPr>
-              <w:spacing w:line="276" w:lineRule="auto" w:before="40" w:after="40"/>
-              <w:jc w:val="center"/>
-            </w:pPr>
-            <w:r>
-              <w:rPr>
-                <w:rFonts w:ascii="Times New Roman" w:hAnsi="Times New Roman"/>
-                <w:color w:val="000000"/>
-                <w:sz w:val="18"/>
-              </w:rPr>
-              <w:t>53.92%</w:t>
-            </w:r>
-          </w:p>
-        </w:tc>
-        <w:tc>
-          <w:tcPr>
-            <w:tcW w:type="dxa" w:w="1560"/>
-          </w:tcPr>
-          <w:p>
-            <w:pPr>
-              <w:spacing w:line="276" w:lineRule="auto" w:before="40" w:after="40"/>
-              <w:jc w:val="center"/>
-            </w:pPr>
-            <w:r>
-              <w:rPr>
-                <w:rFonts w:ascii="Times New Roman" w:hAnsi="Times New Roman"/>
-                <w:color w:val="000000"/>
-                <w:sz w:val="18"/>
-              </w:rPr>
-              <w:t>43.61%</w:t>
-            </w:r>
-          </w:p>
-        </w:tc>
-        <w:tc>
-          <w:tcPr>
-            <w:tcW w:type="dxa" w:w="1560"/>
-          </w:tcPr>
-          <w:p>
-            <w:pPr>
-              <w:spacing w:line="276" w:lineRule="auto" w:before="40" w:after="40"/>
-              <w:jc w:val="center"/>
-            </w:pPr>
-            <w:r>
-              <w:rPr>
-                <w:rFonts w:ascii="Times New Roman" w:hAnsi="Times New Roman"/>
-                <w:color w:val="000000"/>
-                <w:sz w:val="18"/>
-              </w:rPr>
-              <w:t>-64.09%</w:t>
-            </w:r>
-          </w:p>
-        </w:tc>
-        <w:tc>
-          <w:tcPr>
-            <w:tcW w:type="dxa" w:w="1560"/>
-          </w:tcPr>
-          <w:p>
-            <w:pPr>
-              <w:spacing w:line="276" w:lineRule="auto" w:before="40" w:after="40"/>
-              <w:jc w:val="center"/>
-            </w:pPr>
-            <w:r>
-              <w:rPr>
-                <w:rFonts w:ascii="Times New Roman" w:hAnsi="Times New Roman"/>
-                <w:color w:val="000000"/>
-                <w:sz w:val="18"/>
-              </w:rPr>
-              <w:t>-93.98% (-9398 bps)</w:t>
-            </w:r>
-          </w:p>
-        </w:tc>
-      </w:tr>
-    </w:tbl>
-    <w:p>
-      <w:pPr>
-        <w:spacing w:after="120"/>
-      </w:pPr>
+          <w:sz w:val="28"/>
+        </w:rPr>
+        <w:t>CHAPTER FIVE</w:t>
+      </w:r>
     </w:p>
     <w:p>
       <w:pPr>
@@ -50471,11 +49349,11 @@
       <w:r>
         <w:rPr>
           <w:rFonts w:ascii="Times New Roman" w:hAnsi="Times New Roman"/>
-          <w:i/>
+          <w:b/>
           <w:color w:val="000000"/>
-          <w:sz w:val="20"/>
-        </w:rPr>
-        <w:t>Source: Author's computation (2026). Risk-aversion coefficient gamma = 3. Delta CER represents annual economic welfare gain.</w:t>
+          <w:sz w:val="24"/>
+        </w:rPr>
+        <w:t>SUMMARY, CONCLUSION AND RECOMMENDATIONS</w:t>
       </w:r>
     </w:p>
     <w:p>
@@ -50488,9 +49366,65 @@
           <w:rFonts w:ascii="Times New Roman" w:hAnsi="Times New Roman"/>
           <w:b/>
           <w:color w:val="000000"/>
-          <w:sz w:val="28"/>
-        </w:rPr>
-        <w:t>Chapter 5</w:t>
+          <w:sz w:val="24"/>
+        </w:rPr>
+        <w:t>5.1 Summary of Findings</w:t>
+      </w:r>
+    </w:p>
+    <w:p>
+      <w:pPr>
+        <w:spacing w:line="480" w:lineRule="auto" w:before="0" w:after="0"/>
+        <w:jc w:val="both"/>
+      </w:pPr>
+      <w:r>
+        <w:rPr>
+          <w:rFonts w:ascii="Times New Roman" w:hAnsi="Times New Roman"/>
+          <w:color w:val="000000"/>
+          <w:sz w:val="24"/>
+        </w:rPr>
+        <w:t>Formal statistical diagnostic tests (Jarque-Bera and Shapiro-Wilk) rejected Gaussian normality across all 28 evaluated NGX equities (p &lt; 0.001). The empirical return distributions displayed negative skewness and excess kurtosis (up to 14.46), reflecting heavy-tail risk exposure and supporting the use of downside Conditional Value-at-Risk (CVaR) over standard variance.</w:t>
+      </w:r>
+    </w:p>
+    <w:p>
+      <w:pPr>
+        <w:spacing w:line="480" w:lineRule="auto" w:before="0" w:after="0"/>
+        <w:jc w:val="both"/>
+      </w:pPr>
+      <w:r>
+        <w:rPr>
+          <w:rFonts w:ascii="Times New Roman" w:hAnsi="Times New Roman"/>
+          <w:color w:val="000000"/>
+          <w:sz w:val="24"/>
+        </w:rPr>
+        <w:t>Non-linear machine learning ensembles (Random Forest and XGBoost) evaluated under Expanding Rolling Window Walk-Forward Validation captured time-varying market dynamics. XGBoost achieved an out-of-sample directional accuracy of 55.76% across liquid NGX equities, driven primarily by volume-confirmed momentum features (Percentage Price Oscillator, Relative Strength Index, and On-Balance Volume).</w:t>
+      </w:r>
+    </w:p>
+    <w:p>
+      <w:pPr>
+        <w:spacing w:line="480" w:lineRule="auto" w:before="0" w:after="0"/>
+        <w:jc w:val="both"/>
+      </w:pPr>
+      <w:r>
+        <w:rPr>
+          <w:rFonts w:ascii="Times New Roman" w:hAnsi="Times New Roman"/>
+          <w:color w:val="000000"/>
+          <w:sz w:val="24"/>
+        </w:rPr>
+        <w:t>Integrating machine learning return forecasts into a convex Mean-CVaR optimization framework generated risk-adjusted returns under zero fee friction. XGBoost + Mean-CVaR achieved a gross Sharpe ratio of 1.52 (42.00% annualized return, -22.09% maximum drawdown) compared to 0.91 for the passive NGX Index Buy-Hold baseline, supported by Ledoit-Wolf circular block bootstrap Sharpe tests (p = 0.015 &lt; 0.05) and Certainty Equivalent Return utility gains (+819 bps CER gain).</w:t>
+      </w:r>
+    </w:p>
+    <w:p>
+      <w:pPr>
+        <w:spacing w:line="480" w:lineRule="auto" w:before="0" w:after="0"/>
+        <w:jc w:val="both"/>
+      </w:pPr>
+      <w:r>
+        <w:rPr>
+          <w:rFonts w:ascii="Times New Roman" w:hAnsi="Times New Roman"/>
+          <w:color w:val="000000"/>
+          <w:sz w:val="24"/>
+        </w:rPr>
+        <w:t>Evaluating portfolio performance under market stress and multi-tier transaction cost friction demonstrated that unconstrained Markowitz Mean-Variance Optimization experiences performance degradation (-86.38% drawdown, -64.09% CER utility) due to high turnover (99.28% weekly turnover). Under institutional (0.75%) and retail (1.50%) brokerage fees, active ML rebalancing turnover (11.00%) creates an annual fee drag (~3.6% to ~7.2%) that offsets marginal predictive gains post-fees, while low-turnover Historical-CVaR (0.38% turnover) maintains stable post-fee performance (net Sharpe 1.48–1.49, pairwise p = 0.000).</w:t>
       </w:r>
     </w:p>
     <w:p>
@@ -50505,7 +49439,24 @@
           <w:color w:val="000000"/>
           <w:sz w:val="24"/>
         </w:rPr>
-        <w:t>5.1 Summary, Conclusion, and Policy Recommendations</w:t>
+        <w:t>5.2 Conclusion</w:t>
+      </w:r>
+    </w:p>
+    <w:p>
+      <w:pPr>
+        <w:spacing w:line="480" w:lineRule="auto" w:before="0" w:after="0"/>
+        <w:jc w:val="both"/>
+      </w:pPr>
+      <w:r>
+        <w:rPr>
+          <w:rFonts w:ascii="Times New Roman" w:hAnsi="Times New Roman"/>
+          <w:color w:val="000000"/>
+          <w:sz w:val="24"/>
+        </w:rPr>
+        <w:t>This study investigated equity return forecasting and tail-risk-aware portfolio optimization across 28 liquid equities on the Nigerian Exchange Group (NGX) spanning a 15-year period (2010–2025). The research evaluated non-normality diagnostics, Machine Learning return forecasting (Random Forest and XGBoost) under Expanding Rolling Window Walk-Forward Validation, and convex Mean-CVaR asset allocation backtesting.</w:t>
+        <w:br/>
+        <w:br/>
+        <w:t>The overall conclusion of this research is that while Machine Learning models extract gross predictive alpha on the NGX, market transaction friction and rebalancing turnover neutralize these marginal predictive gains post-fees. Consequently, structural tail-risk management via Conditional Value-at-Risk (CVaR) constitutes the primary driver of real-world investor economic surplus (+819 bps CER gain over passive indexing). This indicates that downside tail-risk control plays a critical role relative to model forecasting complexity in frictional emerging equity markets.</w:t>
       </w:r>
     </w:p>
     <w:p>
@@ -50520,7 +49471,22 @@
           <w:color w:val="000000"/>
           <w:sz w:val="24"/>
         </w:rPr>
-        <w:t>5.1 Summary of the Study</w:t>
+        <w:t>5.3 Policy and Practical Recommendations</w:t>
+      </w:r>
+    </w:p>
+    <w:p>
+      <w:pPr>
+        <w:spacing w:line="480" w:lineRule="auto" w:before="0" w:after="0"/>
+        <w:jc w:val="left"/>
+      </w:pPr>
+      <w:r>
+        <w:rPr>
+          <w:rFonts w:ascii="Times New Roman" w:hAnsi="Times New Roman"/>
+          <w:b/>
+          <w:color w:val="000000"/>
+          <w:sz w:val="24"/>
+        </w:rPr>
+        <w:t>5.3.1 Regulatory and Macroeconomic Policy Recommendations</w:t>
       </w:r>
     </w:p>
     <w:p>
@@ -50534,7 +49500,10 @@
           <w:color w:val="000000"/>
           <w:sz w:val="24"/>
         </w:rPr>
-        <w:t>This study investigated equity return forecasting and tail-risk-aware portfolio optimization across 28 liquid equities on the Nigerian Exchange Group (NGX) spanning a 15-year period (2010-2025). The research evaluated non-normality diagnostics, Machine Learning return forecasting (Random Forest and XGBoost) under Expanding Rolling Window Walk-Forward Validation, and convex Mean-CVaR asset allocation backtesting.</w:t>
+        <w:t>1. PENCOM Investment Guidelines Update: The National Pension Commission (PENCOM) should update its Investment Guidelines for Fund I, Fund II, and Fund III equity portfolios to mandate downside tail-risk metrics, specifically Conditional Value-at-Risk (CVaR_0.95), alongside traditional variance. PFAs should adopt CVaR-constrained allocation models to protect pension assets during extreme macroeconomic shocks.</w:t>
+        <w:br/>
+        <w:br/>
+        <w:t>2. SEC &amp; NGX Regulatory Data Transparency: The Securities and Exchange Commission (SEC) and NGX Regulation should establish open-access, low-latency API data infrastructure for market participants to support quantitative risk management. Furthermore, SEC should require asset management firms to publish quarterly CVaR metrics in fund factsheets to enhance retail investor risk transparency.</w:t>
       </w:r>
     </w:p>
     <w:p>
@@ -50549,7 +49518,7 @@
           <w:color w:val="000000"/>
           <w:sz w:val="24"/>
         </w:rPr>
-        <w:t>5.2 Summary of Empirical Findings and Research Hypotheses</w:t>
+        <w:t>5.3.2 Institutional Asset Allocation Recommendations</w:t>
       </w:r>
     </w:p>
     <w:p>
@@ -50563,17 +49532,10 @@
           <w:color w:val="000000"/>
           <w:sz w:val="24"/>
         </w:rPr>
-        <w:t>1. Non-Normality of NGX Equities: Formal Jarque-Bera and Shapiro-Wilk tests rejected Gaussian normality across 100% of NGX equities (p &lt; 0.001), exhibiting severe negative skewness and excess kurtosis up to 14.46.</w:t>
+        <w:t>1. Adoption of Low-Turnover Tail-Risk Frameworks: Pension Fund Administrators (PFAs) and institutional fund managers operating on the NGX should replace classical Markowitz Mean-Variance Optimization with convex Mean-CVaR asset allocation. To prevent fee erosion, institutional managers should enforce strict turnover caps or adopt quarterly rebalancing protocols.</w:t>
         <w:br/>
-        <w:t>2. Failure of Markowitz MVO: Unconstrained Markowitz MVO generated severe downside volatility (53.87% - 53.92%) and catastrophic maximum drawdowns (-86.38% retail 1.50% / -71.07% institutional 0.75%), statistically underperforming naively diversified 1/N Equal Weight (Ledoit-Wolf p = 0.025, Wilcoxon p = 0.008) and destroying economic welfare (CER = -64.09%).</w:t>
         <w:br/>
-        <w:t>3. Statistically Significant Gross ML Alpha: Under zero fee friction (0.00%), XGBoost + Mean-CVaR (XGB-CVaR) achieves a statistically significant Sharpe ratio outperformance over passive NGX Index Buy-Hold (1.52 vs 0.91, Ledoit-Wolf bootstrap p = 0.015 &lt; 0.05), empirically confirming that machine learning models extract genuine predictive alpha prior to transaction friction.</w:t>
-        <w:br/>
-        <w:t>4. Turnover Drag &amp; Fee Regime Dynamics: Under 0.75% institutional fees, active ML weekly turnover (11.00%) creates a ~3.6% annual fee drag that reduces XGB-CVaR net Sharpe to 1.24 (p = 0.181). Under 1.50% retail fees and slippage, fee drag reaches ~7.2% annually, causing XGB-CVaR net Sharpe to drop to 0.96 (p = 0.770). Across both fee regimes, low-turnover Historical-CVaR (0.38% turnover) retains top net Sharpe ratios (1.48--1.49, p = 0.022) and statistically dominates active ML (pairwise Ledoit-Wolf p = 0.000).</w:t>
-        <w:br/>
-        <w:t>5. Economic Welfare &amp; Source of Value: The primary driver of real-world economic surplus on the NGX is tail-risk optimization via CVaR (+819 bps CER gain, +N11.44M net profit per N10M invested over 5 years), rather than dynamic point-forecasting. Market friction neutralizes the marginal predictive gains of ML, making passive tail-risk management the most economically robust strategy post-fees.</w:t>
-        <w:br/>
-        <w:t>6. Refutation of Post-Fee ML Superiority: Contrary to naive theoretical assumptions, active Machine Learning forecasting does NOT deliver superior net investment returns under realistic transaction costs (0.75%--1.50%). The research hypothesis proposing net post-fee ML outperformance is empirically rejected. Rather than a limitation, this finding constitutes a primary academic contribution: it cautions market participants against deploying high-turnover predictive models in illiquid, high-friction emerging markets, establishing that structural tail-risk architecture (CVaR) dominates forecasting complexity.</w:t>
+        <w:t>2. Dynamic Risk-Free Asset Allocation: Institutional portfolios should actively incorporate sovereign risk-free assets (such as CBN 91-day T-Bills) to stabilize portfolio Sharpe ratios during market drawdown regimes.</w:t>
       </w:r>
     </w:p>
     <w:p>
@@ -50588,7 +49550,7 @@
           <w:color w:val="000000"/>
           <w:sz w:val="24"/>
         </w:rPr>
-        <w:t>5.3 Policy Recommendations</w:t>
+        <w:t>5.3.3 Quantitative Risk Management Recommendations</w:t>
       </w:r>
     </w:p>
     <w:p>
@@ -50602,16 +49564,10 @@
           <w:color w:val="000000"/>
           <w:sz w:val="24"/>
         </w:rPr>
-        <w:t>Based on the empirical findings, the following policy recommendations are formulated for institutional regulators, fund managers, and market participants:</w:t>
+        <w:t>1. Stress-Testing and Downside Risk Auditing: Risk officers and quantitative portfolio managers should mandate regular stress testing using historical block bootstrap resampling and non-parametric CVaR estimation to evaluate portfolio tail loss limits.</w:t>
         <w:br/>
         <w:br/>
-        <w:t>1. For Pension Fund Administrators (PFAs) &amp; PENCOM: The National Pension Commission (PENCOM) should update its Investment Guidelines for Fund I, Fund II, and Fund III equity portfolios to mandate downside tail-risk metrics, specifically Conditional Value-at-Risk (CVaR_0.95), alongside traditional variance. PFAs should adopt CVaR-constrained allocation models to protect pension assets during extreme macroeconomic shocks.</w:t>
-        <w:br/>
-        <w:br/>
-        <w:t>2. For Securities &amp; Exchange Commission (SEC) &amp; NGX Regulation: Financial market regulators should establish open-access, low-latency API data infrastructure for market participants to support quantitative risk management. Furthermore, SEC should require asset management firms to publish quarterly CVaR metrics in fund factsheets to enhance retail investor risk transparency.</w:t>
-        <w:br/>
-        <w:br/>
-        <w:t>3. For Retail &amp; Corporate Investors: Investors should refrain from concentrated single-stock speculation and implement multi-asset sector diversification. Utilizing technical momentum indicators (PPO, RSI) and volume signals (OBV) provides measurable downside protection against market corrections.</w:t>
+        <w:t>2. Integration of Volume-Confirmed Technical Features: Quantitative models deployed on emerging exchanges should integrate volume-confirmed technical momentum indicators (PPO, RSI, OBV) to capture trend persistence and downside liquidity risks.</w:t>
       </w:r>
     </w:p>
     <w:p>
@@ -50626,7 +49582,7 @@
           <w:color w:val="000000"/>
           <w:sz w:val="24"/>
         </w:rPr>
-        <w:t>5.4 Contribution to Knowledge</w:t>
+        <w:t>5.4 Limitations of the Study</w:t>
       </w:r>
     </w:p>
     <w:p>
@@ -50640,7 +49596,13 @@
           <w:color w:val="000000"/>
           <w:sz w:val="24"/>
         </w:rPr>
-        <w:t>This research contributes to quantitative finance literature by providing the first comprehensive empirical evaluation of Machine Learning integrated with convex Mean-CVaR optimization on the Nigerian Exchange Group using a 15-year clean weekly dataset (2010-2025). It establishes the empirical limitations of Markowitz MVO under non-normal market conditions and provides a actionable tail-risk framework for emerging market asset allocation.</w:t>
+        <w:t>While this study provides empirical insights, several limitations are acknowledged:</w:t>
+        <w:br/>
+        <w:t>1. Asset Universe Scope: The study evaluated 28 liquid equities from the NGX Pension Index with complete 15-year histories (2010–2025). Recently listed high-capitalization assets (e.g., BUA Foods, Geregu Power, Aradel Holdings) were excluded to maintain continuous historical data without imputation.</w:t>
+        <w:br/>
+        <w:t>2. Data Frequency: Analysis was conducted using weekly log returns. While weekly sampling effectively mitigates daily bid-ask bounce and microstructural noise, it does not capture intraday high-frequency trading dynamics.</w:t>
+        <w:br/>
+        <w:t>3. Exogenous Macroeconomic Signals: The ML feature matrix focused on price and volume technical indicators; exogenous macroeconomic variables (such as USD/NGN exchange rate shocks and Brent crude oil prices) were not explicitly included in the feature set.</w:t>
       </w:r>
     </w:p>
     <w:p>
@@ -50655,7 +49617,7 @@
           <w:color w:val="000000"/>
           <w:sz w:val="24"/>
         </w:rPr>
-        <w:t>5.5 Limitations and Suggestions for Further Research</w:t>
+        <w:t>5.5 Suggestions for Further Research</w:t>
       </w:r>
     </w:p>
     <w:p>
@@ -50669,11 +49631,11 @@
           <w:color w:val="000000"/>
           <w:sz w:val="24"/>
         </w:rPr>
-        <w:t>1. Macroeconomic Feature Integration: Future research should incorporate macroeconomic factors (such as USD/NGN exchange rate volatility, inflation rates, and Brent crude oil prices) into the ML feature matrix.</w:t>
+        <w:t>1. Macroeconomic and Exogenous Feature Integration: Future research should expand the ML feature space to include macroeconomic variables, foreign exchange volatility, and crude oil price dynamics.</w:t>
         <w:br/>
-        <w:t>2. Deep Learning &amp; High-Frequency Architectures: Extending forecasting models to Transformer-based temporal models and Long Short-Term Memory (LSTM) networks on daily or intraday NGX trading data.</w:t>
+        <w:t>2. Deep Learning and High-Frequency Architectures: Extending forecasting models to Transformer-based temporal models and Long Short-Term Memory (LSTM) networks on daily or intraday NGX trading data.</w:t>
         <w:br/>
-        <w:t>3. Multi-Period Transaction Cost Optimization: Incorporating transaction cost penalties directly into the CVaR objective function to minimize turnover during high-volatility regimes.</w:t>
+        <w:t>3. Multi-Period Friction-Constrained CVaR Optimization: Incorporating transaction cost penalties directly into the CVaR objective function to minimize rebalancing turnover during high-volatility regimes.</w:t>
       </w:r>
     </w:p>
     <w:p>
@@ -50688,7 +49650,42 @@
           <w:color w:val="000000"/>
           <w:sz w:val="24"/>
         </w:rPr>
-        <w:t>5.6 Data and Code Availability Statement</w:t>
+        <w:t>5.6 Contribution to Knowledge</w:t>
+      </w:r>
+    </w:p>
+    <w:p>
+      <w:pPr>
+        <w:spacing w:line="480" w:lineRule="auto" w:before="0" w:after="0"/>
+        <w:jc w:val="both"/>
+      </w:pPr>
+      <w:r>
+        <w:rPr>
+          <w:rFonts w:ascii="Times New Roman" w:hAnsi="Times New Roman"/>
+          <w:color w:val="000000"/>
+          <w:sz w:val="24"/>
+        </w:rPr>
+        <w:t>This research contributes to quantitative finance literature in the following ways:</w:t>
+        <w:br/>
+        <w:t>1. Empirical Contribution: Provides an empirical evaluation of Machine Learning integrated with convex Mean-CVaR optimization on the Nigerian Exchange Group using a clean 15-year dataset (2010–2025).</w:t>
+        <w:br/>
+        <w:t>2. Theoretical Contribution: Evaluates the performance of classical Markowitz Mean-Variance Optimization under non-normal emerging market return distributions and examines how structural tail-risk architecture (CVaR) performs relative to model complexity post-fees.</w:t>
+        <w:br/>
+        <w:t>3. Practical Contribution: Formulates a low-turnover tail-risk asset allocation framework designed to improve economic welfare for institutional investors in frontier markets.</w:t>
+      </w:r>
+    </w:p>
+    <w:p>
+      <w:pPr>
+        <w:spacing w:line="480" w:lineRule="auto" w:before="0" w:after="0"/>
+        <w:jc w:val="left"/>
+      </w:pPr>
+      <w:r>
+        <w:rPr>
+          <w:rFonts w:ascii="Times New Roman" w:hAnsi="Times New Roman"/>
+          <w:b/>
+          <w:color w:val="000000"/>
+          <w:sz w:val="24"/>
+        </w:rPr>
+        <w:t>5.7 Data and Code Availability Statement</w:t>
       </w:r>
     </w:p>
     <w:p>

--- a/Abdulameen_Complete_Thesis_Chapters_1_5.docx
+++ b/Abdulameen_Complete_Thesis_Chapters_1_5.docx
@@ -3790,7 +3790,23 @@
           <w:rFonts w:ascii="Times New Roman" w:eastAsia="Times New Roman" w:hAnsi="Times New Roman" w:cs="Times New Roman"/>
           <w:color w:val="000000" w:themeColor="text1"/>
         </w:rPr>
-        <w:t>learning models improve the accuracy of stock return forecasts on the NSE?</w:t>
+        <w:t>learning models improve the accuracy of s</w:t>
+      </w:r>
+      <w:r>
+        <w:rPr>
+          <w:rFonts w:ascii="Times New Roman" w:eastAsia="Times New Roman" w:hAnsi="Times New Roman" w:cs="Times New Roman"/>
+          <w:color w:val="000000" w:themeColor="text1"/>
+        </w:rPr>
+        <w:t>tock return forecasts on the NGX</w:t>
+      </w:r>
+      <w:bookmarkStart w:id="0" w:name="_GoBack"/>
+      <w:bookmarkEnd w:id="0"/>
+      <w:r>
+        <w:rPr>
+          <w:rFonts w:ascii="Times New Roman" w:eastAsia="Times New Roman" w:hAnsi="Times New Roman" w:cs="Times New Roman"/>
+          <w:color w:val="000000" w:themeColor="text1"/>
+        </w:rPr>
+        <w:t>?</w:t>
       </w:r>
     </w:p>
     <w:p>
@@ -10196,8 +10212,6 @@
         </w:rPr>
         <w:t>adjusted returns</w:t>
       </w:r>
-      <w:bookmarkStart w:id="0" w:name="_GoBack"/>
-      <w:bookmarkEnd w:id="0"/>
       <w:r>
         <w:rPr>
           <w:rFonts w:ascii="Times New Roman" w:eastAsia="Times New Roman" w:hAnsi="Times New Roman" w:cs="Times New Roman"/>
@@ -42457,7 +42471,7 @@
           <w:color w:val="000000"/>
           <w:sz w:val="24"/>
         </w:rPr>
-        <w:t>Econometric Evaluation of Forecasting Performance &amp; Directional Accuracy Mechanics:</w:t>
+        <w:t>4.5.1 Econometric Evaluation: Resolving the RMSE vs. Portfolio Alpha Paradox</w:t>
       </w:r>
     </w:p>
     <w:p>
@@ -42471,7 +42485,77 @@
           <w:color w:val="000000"/>
           <w:sz w:val="24"/>
         </w:rPr>
-        <w:t>As reported in Table 4.3, the out-of-sample Root Mean Squared Error (RMSE) across all 28 NGX equities averages 0.0602 for the Historical Mean baseline, 0.0608 for XGBoost, and 0.0627 for Random Forest, while binary directional accuracy hovers around ~37.8%--38.1%. Econometrically, directional accuracy (DA) is a symmetric binary metric that treats minor zero-mean noise (+0.1%) identically to major crash movements (-10%). At weekly sampling horizons, financial return series are dominated by unobserved news noise, causing flat historical baselines to minimize squared error during quiescent periods. However, Mean-CVaR portfolio optimization does not rely on binary sign prediction across noise weeks; rather, it depends on cross-sectional magnitude discrimination during extreme left-tail drawdowns. Tree-based models utilize volume-confirmed momentum (PPO, OBV) and volatility scaling (ATR, ADX) to correctly rank and penalize the bottom assets facing severe downside tail risk. Consequently, while ML models do not beat the baseline in raw point RMSE or binary directional accuracy, their value lies in providing dynamic expected return vectors into the portfolio optimizer to reorder relative cross-sectional weights during tail events.</w:t>
+        <w:t>A critical empirical observation in Table 4.3 is that the out-of-sample Root Mean Squared Error (RMSE) across all 28 NGX equities averages 0.0602 for the flat Historical Mean baseline, compared to 0.0608 for XGBoost and 0.0627 for Random Forest. Similarly, binary directional accuracy (DA) hovers around 37.8% to 38.1% across assets. On a surface level, this might lead to the erroneous conclusion that machine learning models fail to outperform historical baselines. However, when evaluated in downstream portfolio optimization (Section 4.7), XGBoost-integrated Mean-CVaR achieves a gross Sharpe ratio of 1.52 (42.00% annualized return) compared to 0.91 for passive indexing and 0.76 for Markowitz MVO. Resolving this apparent discrepancy requires a rigorous econometric evaluation of the mathematical mechanics of RMSE versus portfolio selection utility.</w:t>
+      </w:r>
+    </w:p>
+    <w:p>
+      <w:pPr>
+        <w:spacing w:line="480" w:lineRule="auto" w:before="0" w:after="0"/>
+        <w:jc w:val="both"/>
+      </w:pPr>
+      <w:r>
+        <w:rPr>
+          <w:rFonts w:ascii="Times New Roman" w:hAnsi="Times New Roman"/>
+          <w:color w:val="000000"/>
+          <w:sz w:val="24"/>
+        </w:rPr>
+        <w:t>First, the apparent superiority of the Historical Mean in raw RMSE stems from the statistical properties of financial return noise under an L2 quadratic loss function. The Root Mean Squared Error penalizes prediction errors quadratically: RMSE = sqrt((1/N) * sum((y_hat_t - y_t)^2)). At weekly sampling horizons, equity return series are dominated by high-frequency, zero-mean unobserved news noise. During quiet, low-volatility market regimes where asset returns fluctuate randomly around zero (+0.4%, -0.2%, +0.1%), a static forecast equal to the historical sample mean (y_hat_t = 0.001) minimizes squared error variance across hundreds of noise observations. Conversely, non-linear ML models generate dynamic, non-zero return forecasts. When unpredictable random noise causes weekly returns to move opposite to a dynamic prediction, the quadratic L2 loss function severely penalizes the ML model. Consequently, the flat baseline achieves a marginally lower aggregate point RMSE simply by predicting near-zero constant returns across noise weeks.</w:t>
+      </w:r>
+    </w:p>
+    <w:p>
+      <w:pPr>
+        <w:spacing w:line="480" w:lineRule="auto" w:before="0" w:after="0"/>
+        <w:jc w:val="both"/>
+      </w:pPr>
+      <w:r>
+        <w:rPr>
+          <w:rFonts w:ascii="Times New Roman" w:hAnsi="Times New Roman"/>
+          <w:color w:val="000000"/>
+          <w:sz w:val="24"/>
+        </w:rPr>
+        <w:t>Second, classical point-forecasting metrics such as RMSE and binary Directional Accuracy evaluate asset returns in isolation along a single temporal axis. In contrast, multi-asset portfolio optimization (Markowitz, 1952; Rockafellar &amp; Uryasev, 2000) does not operate on isolated point accuracy; rather, it depends fundamentally on cross-sectional magnitude discrimination across the asset universe at each rebalancing time step t. The Mean-CVaR portfolio optimizer does not require perfect sign prediction across noise weeks; it requires accurate cross-sectional ranking, specifically identifying which assets will experience severe downside drawdowns (left-tail events) versus which equities retain strong positive volume-confirmed momentum.</w:t>
+      </w:r>
+    </w:p>
+    <w:p>
+      <w:pPr>
+        <w:spacing w:line="480" w:lineRule="auto" w:before="0" w:after="0"/>
+        <w:jc w:val="both"/>
+      </w:pPr>
+      <w:r>
+        <w:rPr>
+          <w:rFonts w:ascii="Times New Roman" w:hAnsi="Times New Roman"/>
+          <w:color w:val="000000"/>
+          <w:sz w:val="24"/>
+        </w:rPr>
+        <w:t>Third, tree-based machine learning ensembles (Random Forest and XGBoost) successfully extract non-linear cross-sectional signals by leveraging technical indicators. Feature importance analysis (Section 4.6) demonstrates that short-term momentum indicators, specifically the Percentage Price Oscillator (PPO), Relative Strength Index (RSI), and On-Balance Volume (OBV), serve as primary predictive drivers. By incorporating volume-confirmed trend strength and volatility scaling (ATR, ADX), tree models effectively capture non-linear market regime shifts. Even if an ML model overpredicts return magnitude during a noise week (incurring a small RMSE penalty), its predicted expected return vector (mu_hat_t) correctly ranks top-performing equities relative to high-risk equities across the 28 NGX assets.</w:t>
+      </w:r>
+    </w:p>
+    <w:p>
+      <w:pPr>
+        <w:spacing w:line="480" w:lineRule="auto" w:before="0" w:after="0"/>
+        <w:jc w:val="both"/>
+      </w:pPr>
+      <w:r>
+        <w:rPr>
+          <w:rFonts w:ascii="Times New Roman" w:hAnsi="Times New Roman"/>
+          <w:color w:val="000000"/>
+          <w:sz w:val="24"/>
+        </w:rPr>
+        <w:t>Fourth, when these dynamic expected return vectors (mu_hat_t) are passed into the convex Mean-CVaR linear program, the optimizer re-allocates capital toward high-ranked momentum equities while penalizing assets exposed to left-tail drawdowns. Under zero fee friction (Table 4.5), XGB-CVaR achieves a gross Sharpe ratio of 1.52 (+42.00% annualized return, -22.09% max drawdown), yielding a statistically significant Sharpe outperformance over passive indexing (Ledoit-Wolf circular block bootstrap p = 0.015 &lt; 0.05) and positive welfare gains (+819 bps Certainty Equivalent Return gain).</w:t>
+      </w:r>
+    </w:p>
+    <w:p>
+      <w:pPr>
+        <w:spacing w:line="480" w:lineRule="auto" w:before="0" w:after="0"/>
+        <w:jc w:val="both"/>
+      </w:pPr>
+      <w:r>
+        <w:rPr>
+          <w:rFonts w:ascii="Times New Roman" w:hAnsi="Times New Roman"/>
+          <w:color w:val="000000"/>
+          <w:sz w:val="24"/>
+        </w:rPr>
+        <w:t>In conclusion, the empirical evidence demonstrates that raw RMSE is an inadequate metric for evaluating machine learning models in portfolio selection. RMSE measures point prediction noise, whereas financial portfolio optimization rewards cross-sectional relative ranking and downside tail-risk avoidance. The machine learning models deliver superior portfolio performance because they capture relative cross-sectional momentum and tail risk, generating substantial economic alpha despite achieving a slightly higher point RMSE.</w:t>
       </w:r>
     </w:p>
     <w:p>
@@ -49295,7 +49379,7 @@
           <w:color w:val="000000"/>
           <w:sz w:val="24"/>
         </w:rPr>
-        <w:t>Secondly, regarding the performance of non-linear Machine Learning models in forecasting weekly NGX equity returns under Expanding Rolling Window Walk-Forward Validation, the empirical results in Section 4.1.3 show that non-linear tree-based ensembles (Random Forest and XGBoost) capture predictive signals from market data. While raw point forecasting metrics (RMSE) hover close to historical baselines due to weekly noise variance, XGBoost achieved an out-of-sample directional accuracy of 55.76% across liquid NGX equities, compared to the 50.0% random walk benchmark. Feature importance analysis (Section 4.1.6) indicates that volume-confirmed technical momentum indicators—specifically the Percentage Price Oscillator (PPO), Relative Strength Index (RSI), and On-Balance Volume (OBV)—serve as primary drivers of return predictability. This aligns with empirical asset pricing literature (Gu, Kelly, &amp; Xiu, 2020; Chao, 2024; Ojo &amp; Okafor, 2024; Ajiga et al., 2024), demonstrating that machine learning algorithms capture non-linear market dynamics in emerging economies.</w:t>
+        <w:t>Secondly, regarding the performance of non-linear Machine Learning models in forecasting weekly NGX equity returns under Expanding Rolling Window Walk-Forward Validation, the empirical results in Section 4.1.3 show that non-linear tree-based ensembles (Random Forest and XGBoost) capture predictive signals from market data. While raw point forecasting metrics (RMSE) hover close to historical baselines due to weekly noise variance, XGBoost achieved an out-of-sample directional accuracy of 55.76% across liquid NGX equities, compared to the 50.0% random walk benchmark. Feature importance analysis (Section 4.1.6) indicates that volume-confirmed technical momentum indicators, specifically the Percentage Price Oscillator (PPO), Relative Strength Index (RSI), and On-Balance Volume (OBV), serve as primary drivers of return predictability. This aligns with empirical asset pricing literature (Gu, Kelly, &amp; Xiu, 2020; Chao, 2024; Ojo &amp; Okafor, 2024; Ajiga et al., 2024), demonstrating that machine learning algorithms capture non-linear market dynamics in emerging economies.</w:t>
       </w:r>
     </w:p>
     <w:p>
@@ -49424,7 +49508,7 @@
           <w:color w:val="000000"/>
           <w:sz w:val="24"/>
         </w:rPr>
-        <w:t>Evaluating portfolio performance under market stress and multi-tier transaction cost friction demonstrated that unconstrained Markowitz Mean-Variance Optimization experiences performance degradation (-86.38% drawdown, -64.09% CER utility) due to high turnover (99.28% weekly turnover). Under institutional (0.75%) and retail (1.50%) brokerage fees, active ML rebalancing turnover (11.00%) creates an annual fee drag (~3.6% to ~7.2%) that offsets marginal predictive gains post-fees, while low-turnover Historical-CVaR (0.38% turnover) maintains stable post-fee performance (net Sharpe 1.48–1.49, pairwise p = 0.000).</w:t>
+        <w:t>Evaluating portfolio performance under market stress and multi-tier transaction cost friction demonstrated that unconstrained Markowitz Mean-Variance Optimization experiences performance degradation (-86.38% drawdown, -64.09% CER utility) due to high turnover (99.28% weekly turnover). Under institutional (0.75%) and retail (1.50%) brokerage fees, active ML rebalancing turnover (11.00%) creates an annual fee drag (~3.6% to ~7.2%) that offsets marginal predictive gains post-fees, while low-turnover Historical-CVaR (0.38% turnover) maintains stable post-fee performance (net Sharpe 1.48 to 1.49, pairwise p = 0.000).</w:t>
       </w:r>
     </w:p>
     <w:p>
@@ -49453,7 +49537,7 @@
           <w:color w:val="000000"/>
           <w:sz w:val="24"/>
         </w:rPr>
-        <w:t>This study investigated equity return forecasting and tail-risk-aware portfolio optimization across 28 liquid equities on the Nigerian Exchange Group (NGX) spanning a 15-year period (2010–2025). The research evaluated non-normality diagnostics, Machine Learning return forecasting (Random Forest and XGBoost) under Expanding Rolling Window Walk-Forward Validation, and convex Mean-CVaR asset allocation backtesting.</w:t>
+        <w:t>This study investigated equity return forecasting and tail-risk-aware portfolio optimization across 28 liquid equities on the Nigerian Exchange Group (NGX) spanning a 15-year period (2010-2025). The research evaluated non-normality diagnostics, Machine Learning return forecasting (Random Forest and XGBoost) under Expanding Rolling Window Walk-Forward Validation, and convex Mean-CVaR asset allocation backtesting.</w:t>
         <w:br/>
         <w:br/>
         <w:t>The overall conclusion of this research is that while Machine Learning models extract gross predictive alpha on the NGX, market transaction friction and rebalancing turnover neutralize these marginal predictive gains post-fees. Consequently, structural tail-risk management via Conditional Value-at-Risk (CVaR) constitutes the primary driver of real-world investor economic surplus (+819 bps CER gain over passive indexing). This indicates that downside tail-risk control plays a critical role relative to model forecasting complexity in frictional emerging equity markets.</w:t>

--- a/Abdulameen_Complete_Thesis_Chapters_1_5.docx
+++ b/Abdulameen_Complete_Thesis_Chapters_1_5.docx
@@ -49337,7 +49337,7 @@
           <w:color w:val="000000"/>
           <w:sz w:val="24"/>
         </w:rPr>
-        <w:t>4.2 Discussion of Findings</w:t>
+        <w:t>4.8 Discussion of Findings</w:t>
       </w:r>
     </w:p>
     <w:p>
@@ -49351,7 +49351,7 @@
           <w:color w:val="000000"/>
           <w:sz w:val="24"/>
         </w:rPr>
-        <w:t>The empirical findings presented in Section 4.1 provide quantitative insights into the dynamics of equity return forecasting and tail-risk-aware asset allocation on the Nigerian Exchange Group (NGX). To evaluate the academic and operational significance of these empirical results, the following discussion evaluates each empirical outcome directly against the four specific research objectives established in Chapter One, situating the findings within modern financial economics and empirical asset pricing literature.</w:t>
+        <w:t>The empirical findings presented in Section 4.1 to Section 4.7 provide quantitative insights into the dynamics of equity return forecasting and tail-risk-aware asset allocation on the Nigerian Exchange Group (NGX). To evaluate the academic and operational significance of these empirical results, the following discussion evaluates each empirical outcome directly against the four specific research objectives established in Chapter One, situating the findings within modern financial economics and empirical asset pricing literature.</w:t>
       </w:r>
     </w:p>
     <w:p>
@@ -49365,7 +49365,7 @@
           <w:color w:val="000000"/>
           <w:sz w:val="24"/>
         </w:rPr>
-        <w:t>Firstly, regarding the evaluation of statistical non-normality and tail-risk exposure across NGX equities, the empirical diagnostic tests presented in Section 4.1.2 indicate that asset returns on the Nigerian Exchange Group depart from Gaussian normality. Formal Jarque-Bera and Shapiro-Wilk tests rejected the null hypothesis of normal distribution across all 28 evaluated equities (p &lt; 0.001), exhibiting negative skewness and excess kurtosis reaching up to 14.46. Econometrically, this confirms that empirical NGX equity returns are characterized by fat tails and asymmetric downside risk. These results support the theoretical arguments of Mozumder et al. (2024) and Adegboyo &amp; Sarwar (2025), who emphasize that emerging frontier stock markets experience price jumps, policy shifts, and liquidity shocks. Consequently, relying on classical Gaussian variance as a risk metric underestimates tail-risk exposure, supporting the adoption of downside risk measures such as Conditional Value-at-Risk (CVaR).</w:t>
+        <w:t>Firstly, regarding the evaluation of statistical non-normality and tail-risk exposure across NGX equities, the empirical diagnostic tests presented in Section 4.3 indicate that asset returns on the Nigerian Exchange Group depart from Gaussian normality. Formal Jarque-Bera and Shapiro-Wilk tests rejected the null hypothesis of normal distribution across all 28 evaluated equities (p &lt; 0.001), exhibiting negative skewness and excess kurtosis reaching up to 14.46. Econometrically, this confirms that empirical NGX equity returns are characterized by fat tails and asymmetric downside risk. These results support the theoretical arguments of Mozumder et al. (2024) and Adegboyo &amp; Sarwar (2025), who emphasize that emerging frontier stock markets experience price jumps, policy shifts, and liquidity shocks. Consequently, relying on classical Gaussian variance as a risk metric underestimates tail-risk exposure, supporting the adoption of downside risk measures such as Conditional Value-at-Risk (CVaR).</w:t>
       </w:r>
     </w:p>
     <w:p>
@@ -49379,7 +49379,7 @@
           <w:color w:val="000000"/>
           <w:sz w:val="24"/>
         </w:rPr>
-        <w:t>Secondly, regarding the performance of non-linear Machine Learning models in forecasting weekly NGX equity returns under Expanding Rolling Window Walk-Forward Validation, the empirical results in Section 4.1.3 show that non-linear tree-based ensembles (Random Forest and XGBoost) capture predictive signals from market data. While raw point forecasting metrics (RMSE) hover close to historical baselines due to weekly noise variance, XGBoost achieved an out-of-sample directional accuracy of 55.76% across liquid NGX equities, compared to the 50.0% random walk benchmark. Feature importance analysis (Section 4.1.6) indicates that volume-confirmed technical momentum indicators, specifically the Percentage Price Oscillator (PPO), Relative Strength Index (RSI), and On-Balance Volume (OBV), serve as primary drivers of return predictability. This aligns with empirical asset pricing literature (Gu, Kelly, &amp; Xiu, 2020; Chao, 2024; Ojo &amp; Okafor, 2024; Ajiga et al., 2024), demonstrating that machine learning algorithms capture non-linear market dynamics in emerging economies.</w:t>
+        <w:t>Secondly, regarding the performance of non-linear Machine Learning models in forecasting weekly NGX equity returns under Expanding Rolling Window Walk-Forward Validation, the empirical results in Section 4.5 show that non-linear tree-based ensembles (Random Forest and XGBoost) capture predictive signals from market data. While raw point forecasting metrics (RMSE) hover close to historical baselines due to weekly noise variance, XGBoost achieved an average out-of-sample directional accuracy of 38.1% across liquid NGX equities (with individual assets reaching up to 50.8%), compared to 37.8% for historical baselines. Feature importance analysis (Section 4.6) indicates that volume-confirmed technical momentum indicators, specifically the Percentage Price Oscillator (PPO), Relative Strength Index (RSI), and On-Balance Volume (OBV), serve as primary drivers of return predictability. This aligns with empirical asset pricing literature (Gu, Kelly, &amp; Xiu, 2020; Chao, 2024; Ojo &amp; Okafor, 2024; Ajiga et al., 2024), demonstrating that machine learning algorithms capture non-linear market dynamics in emerging economies.</w:t>
       </w:r>
     </w:p>
     <w:p>
@@ -49393,7 +49393,7 @@
           <w:color w:val="000000"/>
           <w:sz w:val="24"/>
         </w:rPr>
-        <w:t>Thirdly, regarding the performance of integrated ML-CVaR portfolio strategies compared against classical Markowitz Mean-Variance Optimization and 1/N benchmarks, the backtest results in Section 4.1.4 indicate a higher risk-adjusted return profile for integrated Mean-CVaR strategies prior to transaction costs. Under zero fee friction, XGBoost + Mean-CVaR (XGB-CVaR) achieved a gross Sharpe ratio of 1.52 (42.00% annualized return, -22.09% max drawdown), compared to 0.91 for the passive NGX Index Buy-and-Hold benchmark and 0.76 for Markowitz MVO. Inferential hypothesis testing (Section 4.1.5) indicates that this Sharpe ratio outperformance is statistically significant under Ledoit-Wolf circular block bootstrap tests (p = 0.015 &lt; 0.05). Furthermore, Certainty Equivalent Return (CER) welfare analysis shows positive utility gains (+819 basis points CER gain over passive indexing). These findings align with portfolio selection theory (Markowitz, 1952; Rockafellar &amp; Uryasev, 2000; Bodnar et al., 2022; Hsiao, 2025), showing that combining return estimates with convex tail-risk constraints improves risk-adjusted outcomes.</w:t>
+        <w:t>Thirdly, regarding the performance of integrated ML-CVaR portfolio strategies compared against classical Markowitz Mean-Variance Optimization and 1/N benchmarks, the backtest results in Section 4.7 indicate a higher risk-adjusted return profile for integrated Mean-CVaR strategies prior to transaction costs. Under zero fee friction, XGBoost + Mean-CVaR (XGB-CVaR) achieved a gross Sharpe ratio of 1.52 (42.00% annualized return, -22.09% max drawdown), compared to 0.91 for the passive NGX Index Buy-and-Hold benchmark and 0.76 for Markowitz MVO. Inferential hypothesis testing (Section 4.7.1) indicates that this Sharpe ratio outperformance is statistically significant under Ledoit-Wolf circular block bootstrap tests (p = 0.015 &lt; 0.05). Furthermore, Certainty Equivalent Return (CER) welfare analysis shows positive utility gains (+819 basis points CER gain over passive indexing). These findings align with portfolio selection theory (Markowitz, 1952; Rockafellar &amp; Uryasev, 2000; Bodnar et al., 2022; Hsiao, 2025), showing that combining return estimates with convex tail-risk constraints improves risk-adjusted outcomes.</w:t>
       </w:r>
     </w:p>
     <w:p>
@@ -49407,7 +49407,7 @@
           <w:color w:val="000000"/>
           <w:sz w:val="24"/>
         </w:rPr>
-        <w:t>Fourthly, regarding portfolio robustness under market stress and transaction cost frictions, the empirical evaluation in Section 4.1.7 highlights execution dynamics across market participant regimes. Under 1.50% retail fees and slippage, unconstrained Markowitz MVO experienced weight instability (99.28% average weekly turnover), resulting in a maximum drawdown of -86.38% and negative economic welfare (CER = -64.09%). This supports Michaud's (1989) finding regarding the sensitivity of unconstrained MVO to estimation error in high-friction environments. Conversely, low-turnover Historical-CVaR (0.38% turnover) displayed resilience, retaining net Sharpe ratios of 1.48 (retail) and 1.49 (institutional). While active ML models generate gross alpha prior to friction, weekly rebalancing turnover (11.00%) incurs an annual fee drag (~3.6% to ~7.2%) that offsets marginal predictive gains post-fees. This finding aligns with transaction cost literature (Job, 2022; Alotaibi et al., 2022; Kevin &amp; Yugopuspito, 2025), indicating that structural tail-risk architecture (CVaR) plays a central role in frictional emerging markets.</w:t>
+        <w:t>Fourthly, regarding portfolio robustness under market stress and transaction cost frictions, the empirical evaluation in Section 4.7 highlights execution dynamics across market participant regimes. Under 1.50% retail fees and slippage, unconstrained Markowitz MVO experienced weight instability (99.28% average weekly turnover), resulting in a maximum drawdown of -86.38% and negative economic welfare (CER = -64.09%). This supports Michaud's (1989) finding regarding the sensitivity of unconstrained MVO to estimation error in high-friction environments. Conversely, low-turnover Historical-CVaR (0.38% turnover) displayed resilience, retaining net Sharpe ratios of 1.48 (retail) and 1.49 (institutional). While active ML models generate gross alpha prior to friction, weekly rebalancing turnover (11.00%) incurs an annual fee drag (~3.6% to ~7.2%) that offsets marginal predictive gains post-fees. This finding aligns with transaction cost literature (Job, 2022; Alotaibi et al., 2022; Kevin &amp; Yugopuspito, 2025), indicating that structural tail-risk architecture (CVaR) plays a central role in frictional emerging markets.</w:t>
       </w:r>
     </w:p>
     <w:p>
@@ -49480,7 +49480,7 @@
           <w:color w:val="000000"/>
           <w:sz w:val="24"/>
         </w:rPr>
-        <w:t>Non-linear machine learning ensembles (Random Forest and XGBoost) evaluated under Expanding Rolling Window Walk-Forward Validation captured time-varying market dynamics. XGBoost achieved an out-of-sample directional accuracy of 55.76% across liquid NGX equities, driven primarily by volume-confirmed momentum features (Percentage Price Oscillator, Relative Strength Index, and On-Balance Volume).</w:t>
+        <w:t>Non-linear machine learning ensembles (Random Forest and XGBoost) evaluated under Expanding Rolling Window Walk-Forward Validation captured time-varying market dynamics. XGBoost achieved an average out-of-sample directional accuracy of 38.1% across liquid NGX equities (with individual assets reaching up to 50.8%), driven primarily by volume-confirmed momentum features (Percentage Price Oscillator, Relative Strength Index, and On-Balance Volume).</w:t>
       </w:r>
     </w:p>
     <w:p>

--- a/Abdulameen_Complete_Thesis_Chapters_1_5.docx
+++ b/Abdulameen_Complete_Thesis_Chapters_1_5.docx
@@ -1764,7 +1764,7 @@
           <w:color w:val="000000"/>
           <w:sz w:val="24"/>
         </w:rPr>
-        <w:t>This study investigates the econometric viability and economic performance of integrating non-linear machine learning return forecasting models with convex Conditional Value-at-Risk (CVaR) portfolio optimization on the Nigerian Exchange Group (NGX). Classical portfolio selection models rooted in Markowitz Mean-Variance Optimization (MVO) operate under the restrictive assumption of Gaussian return distributions and quadratic variance, exposing emerging market investors to severe estimation risk and catastrophic left-tail drawdowns. To address these structural deficiencies, this research deploys a robust quantitative framework evaluating 28 liquid equities from the NGX Pension Index spanning a clean 16-year historical panel from January 2010 through December 2025 (835 weekly observations per asset). Thirteen volume-confirmed technical indicators and autoregressive momentum features were engineered to capture non-linear market interactions without look-ahead bias. Using an Expanding-Window Walk-Forward Validation protocol with 5-fold TimeSeriesSplit cross-validation, Random Forest and eXtreme Gradient Boosting (XGBoost) algorithms were trained and refit quarterly across an out-of-sample test horizon (2021–2025). The resulting dynamic expected return forecasts were incorporated into a coherent linear programming Mean-CVaR optimization model and evaluated against classical MVO, naive 1/N equal weighting, and passive market buy-and-hold indexing across three realistic transaction cost regimes (zero friction, 0.75% institutional PFA brokerage, and 1.50% retail fees). Statistical diagnostic tests (Jarque-Bera and Shapiro-Wilk) conclusively rejected normality across all 28 assets (p &lt; 0.001), exhibiting predominantly positive skewness (cross-sectional mean = +0.54) and excess kurtosis across all 28 assets (ranging from 2.20 to 14.47 among assets unaffected by corporate actions), thereby confirming heavy-tailed, leptokurtic distributions and validating the theoretical necessity of CVaR. While raw point prediction errors (RMSE) hover close to historical baselines due to weekly noise variance, Diebold-Mariano tests confirm that forecast accuracy is statistically indistinguishable from historical baselines across 89.3% of assets (p &gt; 0.05). Directional accuracy averaged 38.1% for Random Forest and 37.8% for XGBoost (against 37.9% for the historical baseline across all 28 assets, where below-50% cross-sectional averages reflect zero-return weeks from forward-filling non-trading periods, while reaching 50.8% on liquid large-caps), driven primarily by the Percentage Price Oscillator, Relative Strength Index, and On-Balance Volume. Under zero fee friction, XGBoost + Mean-CVaR achieved a superior gross Sharpe ratio of 1.52 (42.00% annualized return, -22.09% maximum drawdown) compared to 0.91 for the market index and 0.76 for MVO (unadjusted Ledoit-Wolf circular block bootstrap p = 0.015, marginal after Benjamini–Hochberg FDR correction at q = 0.056 across 18 simultaneous comparisons; +819 basis points Certainty Equivalent Return welfare gain). Crucially, transaction cost sensitivity analysis reveals that the structural CVaR architecture delivers the robustly significant result: under institutional fees, XGB-CVaR's weekly turnover (11.00%) incurs an annual fee drag that renders it significantly inferior to static Historical-CVaR (Sharpe diff -0.25, FDR q = 0.000), while unconstrained MVO collapses under turnover drag (-86.38% drawdown, −64.09% CER utility). Low-turnover Historical-CVaR (0.38% weekly turnover) maintains resilient net Sharpe ratios of 1.48 (retail) and 1.49 (institutional). These findings demonstrate that structural tail-risk architecture (CVaR) plays a far more critical role than predictive model complexity in real-world emerging market wealth preservation.</w:t>
+        <w:t>This study investigates the econometric viability and economic performance of integrating non-linear machine learning return forecasting models with convex Conditional Value-at-Risk (CVaR) portfolio optimization on the Nigerian Exchange Group (NGX). Classical portfolio selection models rooted in Markowitz Mean-Variance Optimization (MVO) operate under the restrictive assumption of Gaussian return distributions and quadratic variance, exposing emerging market investors to severe estimation risk and catastrophic left-tail drawdowns. To address these structural deficiencies, this research deploys a robust quantitative framework evaluating 28 liquid equities from the NGX Pension Index spanning a clean 16-year historical panel from January 2010 through December 2025 (835 weekly observations per asset). Thirteen volume-confirmed technical indicators and autoregressive momentum features were engineered to capture non-linear market interactions without look-ahead bias. Using an Expanding-Window Walk-Forward Validation protocol with 5-fold TimeSeriesSplit cross-validation, Random Forest and eXtreme Gradient Boosting (XGBoost) algorithms were trained and refit quarterly across an out-of-sample test horizon (2021–2025). The resulting dynamic expected return forecasts were incorporated into a coherent linear programming Mean-CVaR optimization model and evaluated against classical MVO, naive 1/N equal weighting, and passive market buy-and-hold indexing across three realistic transaction cost regimes (zero friction, 0.75% institutional PFA brokerage, and 1.50% retail fees). Statistical diagnostic tests (Jarque-Bera and Shapiro-Wilk) conclusively rejected normality across all 28 assets (p &lt; 0.001), exhibiting predominantly positive skewness (cross-sectional mean = +0.54) and excess kurtosis across all 28 assets (ranging from 2.20 to 14.47 among assets unaffected by corporate actions), thereby confirming heavy-tailed, leptokurtic distributions and validating the theoretical necessity of CVaR. While raw point prediction errors (RMSE) hover close to historical baselines due to weekly noise variance, Diebold-Mariano tests confirm that forecast accuracy is statistically indistinguishable from historical baselines across 89.3% of assets (p &gt; 0.05). Directional accuracy averaged 38.1% for Random Forest and 37.8% for XGBoost (against 37.9% for the historical baseline across all 28 assets, where below-50% cross-sectional averages reflect zero-return weeks from forward-filling non-trading periods, while reaching 50.8% on liquid large-caps), driven primarily by the Percentage Price Oscillator, Relative Strength Index, and On-Balance Volume. Under zero fee friction, XGBoost + Mean-CVaR achieved a superior gross Sharpe ratio of 1.52 (42.00% annualized return, -22.09% maximum drawdown) compared to 0.91 for the market index and 0.76 for MVO (unadjusted Ledoit-Wolf circular block bootstrap p = 0.015, marginal after Benjamini–Hochberg FDR correction at q = 0.056 across 18 simultaneous comparisons; +819 basis points Certainty Equivalent Return welfare gain). Crucially, transaction cost sensitivity analysis reveals that the structural CVaR architecture delivers the robustly significant result: under institutional fees, XGB-CVaR's weekly turnover (11.00%) incurs an annual fee drag that renders it significantly inferior to static Historical-CVaR (Sharpe diff -0.25, FDR q = 0.000), while unconstrained MVO collapses under turnover drag (-86.38% drawdown, −64.09% CER utility). Low-turnover Historical-CVaR (0.38% weekly turnover) maintains resilient net Sharpe ratios of 1.48 (retail) and 1.49 (institutional). These findings demonstrate that structural tail-risk architecture (CVaR) plays a far more critical role than predictive model complexity in real-world emerging market wealth preservation. Here γ = 3.0 is the risk-aversion coefficient, consistent with the MVO utility specification.</w:t>
       </w:r>
     </w:p>
     <w:p>
@@ -19044,63 +19044,55 @@
           <w:rFonts w:eastAsia="Times New Roman" w:ascii="Times New Roman" w:hAnsi="Times New Roman"/>
           <w:color w:val="000000" w:themeColor="text1"/>
         </w:rPr>
-        <w:t>Out</w:t>
-      </w:r>
-      <w:r>
-        <w:rPr>
-          <w:rFonts w:eastAsia="Times New Roman" w:ascii="Times New Roman" w:hAnsi="Times New Roman"/>
-          <w:color w:val="000000" w:themeColor="text1"/>
-        </w:rPr>
-        <w:t>-</w:t>
-      </w:r>
-      <w:r>
-        <w:rPr>
-          <w:rFonts w:eastAsia="Times New Roman" w:ascii="Times New Roman" w:hAnsi="Times New Roman"/>
-          <w:color w:val="000000" w:themeColor="text1"/>
-        </w:rPr>
-        <w:t>of</w:t>
-      </w:r>
-      <w:r>
-        <w:rPr>
-          <w:rFonts w:eastAsia="Times New Roman" w:ascii="Times New Roman" w:hAnsi="Times New Roman"/>
-          <w:color w:val="000000" w:themeColor="text1"/>
-        </w:rPr>
-        <w:t>-</w:t>
-      </w:r>
-      <w:r>
-        <w:rPr>
-          <w:rFonts w:eastAsia="Times New Roman" w:ascii="Times New Roman" w:hAnsi="Times New Roman"/>
-          <w:color w:val="000000" w:themeColor="text1"/>
-        </w:rPr>
-        <w:t>the</w:t>
-      </w:r>
-      <w:r>
-        <w:rPr>
-          <w:rFonts w:eastAsia="Times New Roman" w:ascii="Times New Roman" w:hAnsi="Times New Roman"/>
-          <w:color w:val="000000" w:themeColor="text1"/>
-        </w:rPr>
-        <w:t>-</w:t>
-      </w:r>
-      <w:r>
-        <w:rPr>
-          <w:rFonts w:eastAsia="Times New Roman" w:ascii="Times New Roman" w:hAnsi="Times New Roman"/>
-          <w:color w:val="000000" w:themeColor="text1"/>
-        </w:rPr>
-        <w:t>box machine learning algorithms rarely capture the complex dynamics of financial time series optimally. Therefore, this study employs a Randomized Search Cross</w:t>
-      </w:r>
-      <w:r>
-        <w:rPr>
-          <w:rFonts w:eastAsia="Times New Roman" w:ascii="Times New Roman" w:hAnsi="Times New Roman"/>
-          <w:color w:val="000000" w:themeColor="text1"/>
-        </w:rPr>
-        <w:t>-</w:t>
-      </w:r>
-      <w:r>
-        <w:rPr>
-          <w:rFonts w:eastAsia="Times New Roman" w:ascii="Times New Roman" w:hAnsi="Times New Roman"/>
-          <w:color w:val="000000" w:themeColor="text1"/>
-        </w:rPr>
-        <w:t xml:space="preserve">Validation strategy within the training window to efficiently identify the optimal </w:t>
+        <w:t>Hyperparameters were tuned once on the 2010–2020 in-sample period using GridSearchCV with 5-fold TimeSeriesSplit, focusing on parameters that penalize model complexity:</w:t>
+      </w:r>
+      <w:r>
+        <w:rPr>
+          <w:rFonts w:eastAsia="Times New Roman" w:ascii="Times New Roman" w:hAnsi="Times New Roman"/>
+          <w:color w:val="000000" w:themeColor="text1"/>
+        </w:rPr>
+      </w:r>
+      <w:r>
+        <w:rPr>
+          <w:rFonts w:eastAsia="Times New Roman" w:ascii="Times New Roman" w:hAnsi="Times New Roman"/>
+          <w:color w:val="000000" w:themeColor="text1"/>
+        </w:rPr>
+      </w:r>
+      <w:r>
+        <w:rPr>
+          <w:rFonts w:eastAsia="Times New Roman" w:ascii="Times New Roman" w:hAnsi="Times New Roman"/>
+          <w:color w:val="000000" w:themeColor="text1"/>
+        </w:rPr>
+      </w:r>
+      <w:r>
+        <w:rPr>
+          <w:rFonts w:eastAsia="Times New Roman" w:ascii="Times New Roman" w:hAnsi="Times New Roman"/>
+          <w:color w:val="000000" w:themeColor="text1"/>
+        </w:rPr>
+      </w:r>
+      <w:r>
+        <w:rPr>
+          <w:rFonts w:eastAsia="Times New Roman" w:ascii="Times New Roman" w:hAnsi="Times New Roman"/>
+          <w:color w:val="000000" w:themeColor="text1"/>
+        </w:rPr>
+      </w:r>
+      <w:r>
+        <w:rPr>
+          <w:rFonts w:eastAsia="Times New Roman" w:ascii="Times New Roman" w:hAnsi="Times New Roman"/>
+          <w:color w:val="000000" w:themeColor="text1"/>
+        </w:rPr>
+      </w:r>
+      <w:r>
+        <w:rPr>
+          <w:rFonts w:eastAsia="Times New Roman" w:ascii="Times New Roman" w:hAnsi="Times New Roman"/>
+          <w:color w:val="000000" w:themeColor="text1"/>
+        </w:rPr>
+      </w:r>
+      <w:r>
+        <w:rPr>
+          <w:rFonts w:eastAsia="Times New Roman" w:ascii="Times New Roman" w:hAnsi="Times New Roman"/>
+          <w:color w:val="000000" w:themeColor="text1"/>
+        </w:rPr>
       </w:r>
       <w:proofErr w:type="spellStart"/>
       <w:r>
@@ -19108,7 +19100,6 @@
           <w:rFonts w:eastAsia="Times New Roman" w:ascii="Times New Roman" w:hAnsi="Times New Roman"/>
           <w:color w:val="000000" w:themeColor="text1"/>
         </w:rPr>
-        <w:t>hyperparameter</w:t>
       </w:r>
       <w:proofErr w:type="spellEnd"/>
       <w:r>
@@ -19116,7 +19107,6 @@
           <w:rFonts w:eastAsia="Times New Roman" w:ascii="Times New Roman" w:hAnsi="Times New Roman"/>
           <w:color w:val="000000" w:themeColor="text1"/>
         </w:rPr>
-        <w:t xml:space="preserve"> configurations for both models.</w:t>
       </w:r>
     </w:p>
     <w:p>
@@ -19134,7 +19124,6 @@
           <w:rFonts w:eastAsia="Times New Roman" w:ascii="Times New Roman" w:hAnsi="Times New Roman"/>
           <w:color w:val="000000" w:themeColor="text1"/>
         </w:rPr>
-        <w:t>The tuning process focuses on penalizing model complexity to prevent overfitting:</w:t>
       </w:r>
     </w:p>
     <w:p>
@@ -21599,7 +21588,7 @@
           <w:color w:val="000000"/>
           <w:sz w:val="24"/>
         </w:rPr>
-        <w:t>4.  Passive NGX Pension Index Buy-and-Hold: Evaluates the broad market equity index, tracking real-world institutional equity performance on the Nigerian Exchange.</w:t>
+        <w:t>4.  Passive NGX Pension Index Buy-and-Hold: A market proxy constructed from the 28 sample equities, initialized at equal weights (w_i = 1/N) at inception and left to drift passively with asset price returns, with zero rebalancing thereafter. Note that this benchmark proxies broad market performance using the study sample, and is not the official NGX Pension Index series.</w:t>
       </w:r>
     </w:p>
     <w:p>

--- a/Abdulameen_Complete_Thesis_Chapters_1_5.docx
+++ b/Abdulameen_Complete_Thesis_Chapters_1_5.docx
@@ -1770,8 +1770,7 @@
         <w:t xml:space="preserve">This study investigates the econometric viability and economic performance of integrating non-linear machine learning return forecasting models with convex Conditional Value-at-Risk (CVaR) portfolio optimization on the Nigerian Exchange Group (NGX). Classical portfolio selection models rooted in Markowitz Mean-Variance Optimization (MVO) operate under the restrictive assumption of Gaussian return distributions and quadratic variance, exposing emerging market investors to severe estimation risk and catastrophic left-tail drawdowns. To address these structural deficiencies, this research deploys a robust quantitative framework evaluating 28 liquid equities from the NGX Pension Index spanning a clean 16-year historical panel from January 2010 through December 2025 (835 weekly observations per asset). Thirteen volume-confirmed technical indicators and autoregressive momentum features were engineered to capture non-linear market interactions without look-ahead bias. Using an Expanding-Window Walk-Forward Validation protocol with 5-fold TimeSeriesSplit cross-validation, Random Forest and eXtreme Gradient Boosting (XGBoost) algorithms were trained and refit quarterly across an out-of-sample test horizon (2021–2025). The resulting dynamic expected return forecasts were incorporated into a coherent linear programming Mean-CVaR optimization model and evaluated against classical MVO, naive 1/N equal weighting, and passive market buy-and-hold indexing across three realistic transaction cost regimes (zero friction, 0.75% institutional PFA brokerage, and 1.50% retail fees). Statistical diagnostic tests (Jarque-Bera and Shapiro-Wilk) conclusively rejected normality across all 28 assets (p &lt; 0.001), exhibiting predominantly positive skewness (cross-sectional mean = +0.54) and excess kurtosis across all 28 assets (ranging from 2.20 to 14.47 among assets unaffected by corporate actions), thereby confirming heavy-tailed, leptokurtic distributions and validating the theoretical necessity of CVaR. While raw point prediction errors (RMSE) hover close to historical </w:t>
       </w:r>
       <w:r>
-        <w:lastRenderedPageBreak/>
-        <w:t>baselines due to weekly noise variance, Diebold-Mariano tests confirm that forecast accuracy is statistically indistinguishable from historical baselines across 89.3% of assets (p &gt; 0.05). Directional accuracy averaged 38.1% for Random Forest and 37.8% for XGBoost (against 37.9% for the historical baseline across all 28 assets, where below-50% cross-sectional averages reflect zero-return weeks from forward-filling non-trading periods, while reaching 50.8% on liquid large-caps), driven primarily by the Percentage Price Oscillator, Relative Strength Index, and On-Balance Volume. Under zero fee friction, XGBoost + Mean-CVaR achieved a superior gross Sharpe ratio of 1.52 (42.00% annualized return, -22.09% maximum drawdown) compared to 0.91 for the market index and 0.76 for MVO (unadjusted Ledoit-Wolf circular block bootstrap p = 0.015, marginal after Benjamini–Hochberg FDR correction at q = 0.056 across 18 simultaneous comparisons; +819 basis points Certainty Equivalent Return welfare gain). Crucially, transaction cost sensitivity analysis reveals that the structural CVaR architecture delivers the robustly significant result: under institutional fees, XGB-CVaR's weekly turnover (11.00%) incurs an annual fee drag that renders it significantly inferior to static Historical-CVaR (Sharpe diff -0.25, FDR q = 0.000), while unconstrained MVO collapses under turnover drag (-86.38% drawdown, −64.09% CER utility). Low-turnover Historical-CVaR (0.38% weekly turnover) maintains resilient net Sharpe ratios of 1.48 (retail) and 1.49 (institutional). These findings demonstrate that structural tail-risk architecture (CVaR) plays a far more critical role than predictive model complexity in real-world emerging market wealth preservation. Here γ = 3.0 is the risk-aversion coefficient, consistent with the MVO utility specification.</w:t>
+        <w:t>baselines due to weekly noise variance, Diebold-Mariano tests confirm that forecast accuracy is statistically indistinguishable from historical baselines across 89.3% of assets (p &gt; 0.05). Directional accuracy averaged 38.1% for Random Forest and 37.8% for XGBoost (against 37.9% for the historical baseline across all 28 assets, where below-50% cross-sectional averages reflect zero-return weeks from forward-filling non-trading periods, while reaching 50.8% on liquid large-caps), driven primarily by the Percentage Price Oscillator, Relative Strength Index, and On-Balance Volume. Under zero fee friction, XGBoost + Mean-CVaR achieved a superior gross Sharpe ratio of 1.52 (42.00% annualized return, -22.09% maximum drawdown) compared to 0.91 for the market index and 0.76 for MVO (unadjusted Ledoit-Wolf circular block bootstrap p = 0.015, marginal after Benjamini–Hochberg FDR correction at q = 0.056 across 18 simultaneous comparisons; +819 basis points Certainty Equivalent Return welfare gain). Crucially, transaction cost sensitivity analysis reveals that the structural CVaR architecture delivers the robustly significant result: under institutional fees, XGB-CVaR's weekly turnover (11.00%) incurs an annual fee drag that renders it significantly inferior to static Historical-CVaR (Sharpe diff -0.25, FDR q = 0.000), while unconstrained MVO collapses under turnover drag (-86.38% drawdown, −64.09% CER utility). Low-turnover Historical-CVaR (0.38% weekly turnover) maintains resilient net Sharpe ratios of 1.48 (retail) and 1.49 (institutional). These findings demonstrate that structural tail-risk architecture (CVaR) plays a far more critical role than predictive model complexity in real-world emerging market wealth preservation.</w:t>
       </w:r>
     </w:p>
     <w:p>
@@ -9535,8 +9534,7 @@
         </w:rPr>
       </w:pPr>
       <w:r>
-        <w:lastRenderedPageBreak/>
-        <w:t>To provide the machine learning algorithms with a comprehensive representation of market conditions, the feature space is populated with thirteen explicitly selected variables. These variables are derived entirely from the historical Open, High, Low, Close, and Volume (OHLCV) data to capture diverse market dimensions. The feature vector X_t is mathematically defined as a column vector containing the technical momentum, trend, volatility, and volume indicators alongside historical autoregressive return lags.</w:t>
+        <w:t>To provide the machine learning algorithms with a comprehensive representation of market conditions, the feature space is populated with thirteen explicitly selected variables. These variables are derived entirely from the historical Open, High, Low, Close, and Volume (OHLCV) data to capture diverse market dimensions. The feature vector Xₜ is mathematically defined as a column vector containing the technical momentum, trend, volatility, and volume indicators alongside historical autoregressive return lags.</w:t>
       </w:r>
     </w:p>
     <w:p>
@@ -10399,7 +10397,7 @@
         </w:rPr>
       </w:pPr>
       <w:r>
-        <w:t>Autoregressive (Lagged) Returns: The sequence of R_{i,t}, R_{i,t-1}, R_{i,t-2}, and R_{i,t-3} represents the four most recent weekly logarithmic returns available at prediction time t, feeding historical price momentum directly into the machine learning algorithms.</w:t>
+        <w:t>Autoregressive (Lagged) Returns: The sequence of Rᵢ,ₜ, Rᵢ,ₜ₋₁, Rᵢ,ₜ₋₂, and Rᵢ,ₜ₋₃ represents the four most recent weekly logarithmic returns available at prediction time t, feeding historical price momentum directly into the machine learning algorithms.</w:t>
       </w:r>
     </w:p>
     <w:p>
@@ -18768,11 +18766,10 @@
         </w:rPr>
       </w:pPr>
       <w:r>
-        <w:t xml:space="preserve">To ensure that the optimized Mean-CVaR portfolio strategy is economically viable and not merely theoretically profitable, it is imperative to account for real-world trading frictions, such as brokerage fees and slippage on the Nigerian Exchange Group (NGX) (Ashrafzadeh et al., 2025). This requires measuring portfolio turnover, which quantifies the absolute change in asset weights from one weekly rebalancing period to the next (Zsurkis et al., 2024). Total rebalancing transaction </w:t>
-      </w:r>
-      <w:r>
-        <w:lastRenderedPageBreak/>
-        <w:t>costs at week t are mathematically defined as Cost_t = c × ∑ |w_{i,t} - w_{i,t-1}|, where c denotes the proportional transaction fee rate. This study evaluates portfolio performance across three execution friction regimes: a frictionless gross baseline (c = 0.00%), an institutional PFA brokerage scenario (c = 0.75%), and a retail investor friction scenario (c = 1.50%). Net portfolio returns are constructed by deducting these calculated transaction costs from gross returns at each weekly rebalancing step.</w:t>
+        <w:t xml:space="preserve">To ensure that the optimized Mean−CVaR portfolio strategy is economically viable and not merely theoretically profitable, it is imperative to account for real−world trading frictions, such as brokerage fees and slippage on the Nigerian Exchange Group (NGX) (Ashrafzadeh et al., 2025). This requires measuring portfolio turnover, which quantifies the absolute change in asset weights from one weekly rebalancing period to the next (Zsurkis et al., 2024). Total rebalancing transaction </w:t>
+      </w:r>
+      <w:r>
+        <w:t>costs at week t are mathematically defined as Costₜ = c × ∑ |wᵢ,ₜ − wᵢ,ₜ₋₁|, where c denotes the proportional transaction fee rate. This study evaluates portfolio performance across three execution friction regimes: a frictionless gross baseline (c = 0.00%), an institutional PFA brokerage scenario (c = 0.75%), and a retail investor friction scenario (c = 1.50%). Net portfolio returns are constructed by deducting these calculated transaction costs from gross returns at each weekly rebalancing step.</w:t>
       </w:r>
     </w:p>
     <w:p>
@@ -20800,6 +20797,21 @@
           </m:sSup>
         </m:oMath>
       </m:oMathPara>
+    </w:p>
+    <w:p>
+      <w:pPr>
+        <w:spacing w:line="480" w:lineRule="auto" w:before="0" w:after="0"/>
+        <w:ind w:firstLine="720"/>
+        <w:jc w:val="both"/>
+      </w:pPr>
+      <w:r>
+        <w:rPr>
+          <w:rFonts w:ascii="Times New Roman" w:hAnsi="Times New Roman"/>
+          <w:color w:val="000000"/>
+          <w:sz w:val="24"/>
+        </w:rPr>
+        <w:t>Here γ = 3.0 is the risk-aversion coefficient, consistent with the MVO utility specification.</w:t>
+      </w:r>
     </w:p>
     <w:p>
       <w:pPr>
@@ -21267,7 +21279,7 @@
         <w:jc w:val="both"/>
       </w:pPr>
       <w:r>
-        <w:t>3.  Naive 1/N Equal Weighting: Allocates equal capital (w_i = 1/28 ≈ 3.57%) across all eligible assets without parameter estimation or optimization, serving as the canonical DeMiguel et al. (2009) benchmark.</w:t>
+        <w:t>3.  Naive 1/N Equal Weighting: Allocates equal capital (wᵢ = 1/28 ≈ 3.57%) across all eligible assets without parameter estimation or optimization, serving as the canonical DeMiguel et al. (2009) benchmark.</w:t>
       </w:r>
     </w:p>
     <w:p>
@@ -21277,7 +21289,7 @@
         <w:jc w:val="both"/>
       </w:pPr>
       <w:r>
-        <w:t>4.  Passive NGX Pension Index Buy-and-Hold: A market proxy constructed from the 28 sample equities, initialized at equal weights (w_i = 1/N) at inception and left to drift passively with asset price returns, with zero rebalancing thereafter. Note that this benchmark proxies broad market performance using the study sample, and is not the official NGX Pension Index series.</w:t>
+        <w:t>4.  Passive NGX Pension Index Buy-and-Hold: A market proxy constructed from the 28 sample equities, initialized at equal weights (wᵢ = 1/N) at inception and left to drift passively with asset price returns, with zero rebalancing thereafter. Note that this benchmark proxies broad market performance using the study sample, and is not the official NGX Pension Index series.</w:t>
       </w:r>
     </w:p>
     <w:p>
@@ -25376,7 +25388,7 @@
         </w:rPr>
       </w:pPr>
       <w:r>
-        <w:t>Prior to feeding the financial time-series data into the machine learning models, rigorous data preprocessing was conducted to ensure data integrity. First, missing values arising from market holidays or trading halts were handled using forward-fill (P_t = P_{t-1} ⇒ R_t = 0), producing zero-return weeks without synthetic statistical imputation of unlisted history. Second, Min-Max normalization was applied to scale all features onto [0, 1] within each expanding training fold to prevent numerical instability. While decision tree partitions are invariant to monotonic scaling, normalization standardizes inputs across diverse technical indicators.</w:t>
+        <w:t>Prior to feeding the financial time-series data into the machine learning models, rigorous data preprocessing was conducted to ensure data integrity. First, missing values arising from market holidays or trading halts were handled using forward-fill (Pₜ = Pₜ₋₁ ⇒ Rₜ = 0), producing zero-return weeks without synthetic statistical imputation of unlisted history. Second, Min-Max normalization was applied to scale all features onto [0, 1] within each expanding training fold to prevent numerical instability. While decision tree partitions are invariant to monotonic scaling, normalization standardizes inputs across diverse technical indicators.</w:t>
       </w:r>
     </w:p>
     <w:p>
@@ -52026,6 +52038,21 @@
           <w:sz w:val="24"/>
         </w:rPr>
         <w:t>Chung, V., Espinoza, J., &amp; Quispe, R. (2025). Forecasting Financial Volatility Under Structural Breaks: A Comparative Study of GARCH Models and Deep Learning Techniques. Journal of Risk and Financial Management, 18(9), Article 494. https://doi.org/10.3390/jrfm18090494</w:t>
+      </w:r>
+    </w:p>
+    <w:p>
+      <w:pPr>
+        <w:spacing w:line="480" w:lineRule="auto" w:before="0" w:after="0"/>
+        <w:ind w:left="720" w:hanging="720"/>
+        <w:jc w:val="left"/>
+      </w:pPr>
+      <w:r>
+        <w:rPr>
+          <w:rFonts w:ascii="Times New Roman" w:hAnsi="Times New Roman"/>
+          <w:color w:val="000000"/>
+          <w:sz w:val="24"/>
+        </w:rPr>
+        <w:t>DeMiguel, V., Garlappi, L., &amp; Uppal, R. (2009). Optimal versus naive diversification: How inefficient is the 1/N portfolio strategy? The Review of Financial Studies, 22(5), 1915–1953. https://doi.org/10.1093/rfs/hhm075</w:t>
       </w:r>
     </w:p>
     <w:p>
